--- a/Arbeitsjournal Maturarbeit.docx
+++ b/Arbeitsjournal Maturarbeit.docx
@@ -6,44 +6,47 @@
       <w:pPr>
         <w:rPr>
           <w:rFonts w:ascii="Courier New" w:hAnsi="Courier New" w:cs="Courier New"/>
-          <w:lang w:val="en-US"/>
-        </w:rPr>
-      </w:pPr>
-      <w:proofErr w:type="spellStart"/>
-      <w:r>
-        <w:rPr>
-          <w:rFonts w:ascii="Courier New" w:hAnsi="Courier New" w:cs="Courier New"/>
-          <w:lang w:val="en-US"/>
-        </w:rPr>
-        <w:t>Arbeitsjournal</w:t>
-      </w:r>
-      <w:proofErr w:type="spellEnd"/>
-      <w:r>
-        <w:rPr>
-          <w:rFonts w:ascii="Courier New" w:hAnsi="Courier New" w:cs="Courier New"/>
-          <w:lang w:val="en-US"/>
-        </w:rPr>
-        <w:t xml:space="preserve"> Maturarbeit</w:t>
-      </w:r>
-    </w:p>
-    <w:p>
-      <w:pPr>
-        <w:rPr>
-          <w:rFonts w:ascii="Courier New" w:hAnsi="Courier New" w:cs="Courier New"/>
-          <w:lang w:val="en-US"/>
-        </w:rPr>
-      </w:pPr>
-    </w:p>
-    <w:p>
-      <w:pPr>
-        <w:rPr>
-          <w:rFonts w:ascii="Courier New" w:hAnsi="Courier New" w:cs="Courier New"/>
-          <w:lang w:val="en-US"/>
-        </w:rPr>
-      </w:pPr>
-      <w:r>
-        <w:rPr>
-          <w:rFonts w:ascii="Courier New" w:hAnsi="Courier New" w:cs="Courier New"/>
+          <w:b/>
+          <w:bCs/>
+          <w:u w:val="single"/>
+          <w:lang w:val="en-US"/>
+        </w:rPr>
+      </w:pPr>
+      <w:r>
+        <w:rPr>
+          <w:rFonts w:ascii="Courier New" w:hAnsi="Courier New" w:cs="Courier New"/>
+          <w:b/>
+          <w:bCs/>
+          <w:u w:val="single"/>
+          <w:lang w:val="en-US"/>
+        </w:rPr>
+        <w:t>Arbeitsjournal Maturarbeit</w:t>
+      </w:r>
+    </w:p>
+    <w:p>
+      <w:pPr>
+        <w:rPr>
+          <w:rFonts w:ascii="Courier New" w:hAnsi="Courier New" w:cs="Courier New"/>
+          <w:b/>
+          <w:bCs/>
+          <w:lang w:val="en-US"/>
+        </w:rPr>
+      </w:pPr>
+    </w:p>
+    <w:p>
+      <w:pPr>
+        <w:rPr>
+          <w:rFonts w:ascii="Courier New" w:hAnsi="Courier New" w:cs="Courier New"/>
+          <w:b/>
+          <w:bCs/>
+          <w:lang w:val="en-US"/>
+        </w:rPr>
+      </w:pPr>
+      <w:r>
+        <w:rPr>
+          <w:rFonts w:ascii="Courier New" w:hAnsi="Courier New" w:cs="Courier New"/>
+          <w:b/>
+          <w:bCs/>
           <w:lang w:val="en-US"/>
         </w:rPr>
         <w:t>2026_01_15:</w:t>
@@ -234,12 +237,16 @@
       <w:pPr>
         <w:rPr>
           <w:rFonts w:ascii="Courier New" w:hAnsi="Courier New" w:cs="Courier New"/>
-          <w:lang w:val="en-US"/>
-        </w:rPr>
-      </w:pPr>
-      <w:r>
-        <w:rPr>
-          <w:rFonts w:ascii="Courier New" w:hAnsi="Courier New" w:cs="Courier New"/>
+          <w:b/>
+          <w:bCs/>
+          <w:lang w:val="en-US"/>
+        </w:rPr>
+      </w:pPr>
+      <w:r>
+        <w:rPr>
+          <w:rFonts w:ascii="Courier New" w:hAnsi="Courier New" w:cs="Courier New"/>
+          <w:b/>
+          <w:bCs/>
           <w:lang w:val="en-US"/>
         </w:rPr>
         <w:t>2026_02_23:</w:t>
@@ -287,12 +294,16 @@
       <w:pPr>
         <w:rPr>
           <w:rFonts w:ascii="Courier New" w:hAnsi="Courier New" w:cs="Courier New"/>
-          <w:lang w:val="en-US"/>
-        </w:rPr>
-      </w:pPr>
-      <w:r>
-        <w:rPr>
-          <w:rFonts w:ascii="Courier New" w:hAnsi="Courier New" w:cs="Courier New"/>
+          <w:b/>
+          <w:bCs/>
+          <w:lang w:val="en-US"/>
+        </w:rPr>
+      </w:pPr>
+      <w:r>
+        <w:rPr>
+          <w:rFonts w:ascii="Courier New" w:hAnsi="Courier New" w:cs="Courier New"/>
+          <w:b/>
+          <w:bCs/>
           <w:lang w:val="en-US"/>
         </w:rPr>
         <w:t>2026_02_24:</w:t>
@@ -357,6 +368,71 @@
           <w:lang w:val="en-US"/>
         </w:rPr>
       </w:pPr>
+      <w:r>
+        <w:rPr>
+          <w:rFonts w:ascii="Courier New" w:hAnsi="Courier New" w:cs="Courier New"/>
+          <w:lang w:val="en-US"/>
+        </w:rPr>
+        <w:t xml:space="preserve">Finish </w:t>
+      </w:r>
+      <w:r>
+        <w:rPr>
+          <w:rFonts w:ascii="Courier New" w:hAnsi="Courier New" w:cs="Courier New"/>
+          <w:lang w:val="en-US"/>
+        </w:rPr>
+        <w:t>Blueprint of Character Cards</w:t>
+      </w:r>
+      <w:r>
+        <w:rPr>
+          <w:rFonts w:ascii="Courier New" w:hAnsi="Courier New" w:cs="Courier New"/>
+          <w:lang w:val="en-US"/>
+        </w:rPr>
+        <w:t xml:space="preserve"> (henceforth “CCs”)</w:t>
+      </w:r>
+    </w:p>
+    <w:p>
+      <w:pPr>
+        <w:rPr>
+          <w:rFonts w:ascii="Courier New" w:hAnsi="Courier New" w:cs="Courier New"/>
+          <w:b/>
+          <w:bCs/>
+          <w:lang w:val="en-US"/>
+        </w:rPr>
+      </w:pPr>
+    </w:p>
+    <w:p>
+      <w:pPr>
+        <w:rPr>
+          <w:rFonts w:ascii="Courier New" w:hAnsi="Courier New" w:cs="Courier New"/>
+          <w:b/>
+          <w:bCs/>
+          <w:lang w:val="en-US"/>
+        </w:rPr>
+      </w:pPr>
+      <w:r>
+        <w:rPr>
+          <w:rFonts w:ascii="Courier New" w:hAnsi="Courier New" w:cs="Courier New"/>
+          <w:b/>
+          <w:bCs/>
+          <w:lang w:val="en-US"/>
+        </w:rPr>
+        <w:t>2026_02_25:</w:t>
+      </w:r>
+    </w:p>
+    <w:p>
+      <w:pPr>
+        <w:rPr>
+          <w:rFonts w:ascii="Courier New" w:hAnsi="Courier New" w:cs="Courier New"/>
+          <w:lang w:val="en-US"/>
+        </w:rPr>
+      </w:pPr>
+      <w:r>
+        <w:rPr>
+          <w:rFonts w:ascii="Courier New" w:hAnsi="Courier New" w:cs="Courier New"/>
+          <w:lang w:val="en-US"/>
+        </w:rPr>
+        <w:t>Finish design of Arctic Wolf CC aside from image</w:t>
+      </w:r>
     </w:p>
     <w:p>
       <w:pPr>

--- a/Arbeitsjournal Maturarbeit.docx
+++ b/Arbeitsjournal Maturarbeit.docx
@@ -12,6 +12,7 @@
           <w:lang w:val="en-US"/>
         </w:rPr>
       </w:pPr>
+      <w:proofErr w:type="spellStart"/>
       <w:r>
         <w:rPr>
           <w:rFonts w:ascii="Courier New" w:hAnsi="Courier New" w:cs="Courier New"/>
@@ -20,7 +21,18 @@
           <w:u w:val="single"/>
           <w:lang w:val="en-US"/>
         </w:rPr>
-        <w:t>Arbeitsjournal Maturarbeit</w:t>
+        <w:t>Arbeitsjournal</w:t>
+      </w:r>
+      <w:proofErr w:type="spellEnd"/>
+      <w:r>
+        <w:rPr>
+          <w:rFonts w:ascii="Courier New" w:hAnsi="Courier New" w:cs="Courier New"/>
+          <w:b/>
+          <w:bCs/>
+          <w:u w:val="single"/>
+          <w:lang w:val="en-US"/>
+        </w:rPr>
+        <w:t xml:space="preserve"> Maturarbeit</w:t>
       </w:r>
     </w:p>
     <w:p>
@@ -444,7 +456,55 @@
     </w:p>
     <w:p>
       <w:pPr>
-        <w:pStyle w:val="ListParagraph"/>
+        <w:rPr>
+          <w:rFonts w:ascii="Courier New" w:hAnsi="Courier New" w:cs="Courier New"/>
+          <w:b/>
+          <w:bCs/>
+          <w:lang w:val="en-US"/>
+        </w:rPr>
+      </w:pPr>
+      <w:r>
+        <w:rPr>
+          <w:rFonts w:ascii="Courier New" w:hAnsi="Courier New" w:cs="Courier New"/>
+          <w:b/>
+          <w:bCs/>
+          <w:lang w:val="en-US"/>
+        </w:rPr>
+        <w:t>2026_02_26:</w:t>
+      </w:r>
+    </w:p>
+    <w:p>
+      <w:pPr>
+        <w:rPr>
+          <w:rFonts w:ascii="Courier New" w:hAnsi="Courier New" w:cs="Courier New"/>
+          <w:lang w:val="en-US"/>
+        </w:rPr>
+      </w:pPr>
+      <w:r>
+        <w:rPr>
+          <w:rFonts w:ascii="Courier New" w:hAnsi="Courier New" w:cs="Courier New"/>
+          <w:lang w:val="en-US"/>
+        </w:rPr>
+        <w:t>Pruned list of characters down to 45 instead of 78.</w:t>
+      </w:r>
+    </w:p>
+    <w:p>
+      <w:pPr>
+        <w:rPr>
+          <w:rFonts w:ascii="Courier New" w:hAnsi="Courier New" w:cs="Courier New"/>
+          <w:lang w:val="en-US"/>
+        </w:rPr>
+      </w:pPr>
+      <w:r>
+        <w:rPr>
+          <w:rFonts w:ascii="Courier New" w:hAnsi="Courier New" w:cs="Courier New"/>
+          <w:lang w:val="en-US"/>
+        </w:rPr>
+        <w:t>Started design for Bear CC</w:t>
+      </w:r>
+    </w:p>
+    <w:p>
+      <w:pPr>
         <w:rPr>
           <w:rFonts w:ascii="Courier New" w:hAnsi="Courier New" w:cs="Courier New"/>
           <w:lang w:val="en-US"/>

--- a/Arbeitsjournal Maturarbeit.docx
+++ b/Arbeitsjournal Maturarbeit.docx
@@ -443,7 +443,21 @@
           <w:rFonts w:ascii="Courier New" w:hAnsi="Courier New" w:cs="Courier New"/>
           <w:lang w:val="en-US"/>
         </w:rPr>
-        <w:t>Finish design of Arctic Wolf CC aside from image</w:t>
+        <w:t>Finish</w:t>
+      </w:r>
+      <w:r>
+        <w:rPr>
+          <w:rFonts w:ascii="Courier New" w:hAnsi="Courier New" w:cs="Courier New"/>
+          <w:lang w:val="en-US"/>
+        </w:rPr>
+        <w:t xml:space="preserve">ed </w:t>
+      </w:r>
+      <w:r>
+        <w:rPr>
+          <w:rFonts w:ascii="Courier New" w:hAnsi="Courier New" w:cs="Courier New"/>
+          <w:lang w:val="en-US"/>
+        </w:rPr>
+        <w:t>design of Arctic Wolf CC aside from image</w:t>
       </w:r>
     </w:p>
     <w:p>
@@ -500,29 +514,183 @@
           <w:rFonts w:ascii="Courier New" w:hAnsi="Courier New" w:cs="Courier New"/>
           <w:lang w:val="en-US"/>
         </w:rPr>
-        <w:t>Started design for Bear CC</w:t>
-      </w:r>
-    </w:p>
-    <w:p>
-      <w:pPr>
-        <w:rPr>
-          <w:rFonts w:ascii="Courier New" w:hAnsi="Courier New" w:cs="Courier New"/>
-          <w:lang w:val="en-US"/>
-        </w:rPr>
-      </w:pPr>
-    </w:p>
-    <w:p>
-      <w:pPr>
-        <w:ind w:left="360"/>
-        <w:rPr>
-          <w:rFonts w:ascii="Courier New" w:hAnsi="Courier New" w:cs="Courier New"/>
-          <w:lang w:val="en-US"/>
-        </w:rPr>
-      </w:pPr>
-    </w:p>
-    <w:p>
-      <w:pPr>
-        <w:pStyle w:val="ListParagraph"/>
+        <w:t xml:space="preserve">Started design </w:t>
+      </w:r>
+      <w:r>
+        <w:rPr>
+          <w:rFonts w:ascii="Courier New" w:hAnsi="Courier New" w:cs="Courier New"/>
+          <w:lang w:val="en-US"/>
+        </w:rPr>
+        <w:t>of</w:t>
+      </w:r>
+      <w:r>
+        <w:rPr>
+          <w:rFonts w:ascii="Courier New" w:hAnsi="Courier New" w:cs="Courier New"/>
+          <w:lang w:val="en-US"/>
+        </w:rPr>
+        <w:t xml:space="preserve"> Bear CC</w:t>
+      </w:r>
+    </w:p>
+    <w:p>
+      <w:pPr>
+        <w:rPr>
+          <w:rFonts w:ascii="Courier New" w:hAnsi="Courier New" w:cs="Courier New"/>
+          <w:lang w:val="en-US"/>
+        </w:rPr>
+      </w:pPr>
+    </w:p>
+    <w:p>
+      <w:pPr>
+        <w:rPr>
+          <w:rFonts w:ascii="Courier New" w:hAnsi="Courier New" w:cs="Courier New"/>
+          <w:b/>
+          <w:bCs/>
+          <w:lang w:val="en-US"/>
+        </w:rPr>
+      </w:pPr>
+      <w:r>
+        <w:rPr>
+          <w:rFonts w:ascii="Courier New" w:hAnsi="Courier New" w:cs="Courier New"/>
+          <w:b/>
+          <w:bCs/>
+          <w:lang w:val="en-US"/>
+        </w:rPr>
+        <w:t>202</w:t>
+      </w:r>
+      <w:r>
+        <w:rPr>
+          <w:rFonts w:ascii="Courier New" w:hAnsi="Courier New" w:cs="Courier New"/>
+          <w:b/>
+          <w:bCs/>
+          <w:lang w:val="en-US"/>
+        </w:rPr>
+        <w:t>6</w:t>
+      </w:r>
+      <w:r>
+        <w:rPr>
+          <w:rFonts w:ascii="Courier New" w:hAnsi="Courier New" w:cs="Courier New"/>
+          <w:b/>
+          <w:bCs/>
+          <w:lang w:val="en-US"/>
+        </w:rPr>
+        <w:t>_0</w:t>
+      </w:r>
+      <w:r>
+        <w:rPr>
+          <w:rFonts w:ascii="Courier New" w:hAnsi="Courier New" w:cs="Courier New"/>
+          <w:b/>
+          <w:bCs/>
+          <w:lang w:val="en-US"/>
+        </w:rPr>
+        <w:t>3</w:t>
+      </w:r>
+      <w:r>
+        <w:rPr>
+          <w:rFonts w:ascii="Courier New" w:hAnsi="Courier New" w:cs="Courier New"/>
+          <w:b/>
+          <w:bCs/>
+          <w:lang w:val="en-US"/>
+        </w:rPr>
+        <w:t>_04:</w:t>
+      </w:r>
+    </w:p>
+    <w:p>
+      <w:pPr>
+        <w:rPr>
+          <w:rFonts w:ascii="Courier New" w:hAnsi="Courier New" w:cs="Courier New"/>
+          <w:lang w:val="en-US"/>
+        </w:rPr>
+      </w:pPr>
+      <w:r>
+        <w:rPr>
+          <w:rFonts w:ascii="Courier New" w:hAnsi="Courier New" w:cs="Courier New"/>
+          <w:lang w:val="en-US"/>
+        </w:rPr>
+        <w:t>Creat</w:t>
+      </w:r>
+      <w:r>
+        <w:rPr>
+          <w:rFonts w:ascii="Courier New" w:hAnsi="Courier New" w:cs="Courier New"/>
+          <w:lang w:val="en-US"/>
+        </w:rPr>
+        <w:t xml:space="preserve">ed </w:t>
+      </w:r>
+      <w:r>
+        <w:rPr>
+          <w:rFonts w:ascii="Courier New" w:hAnsi="Courier New" w:cs="Courier New"/>
+          <w:lang w:val="en-US"/>
+        </w:rPr>
+        <w:t>agreement for the project =&gt; “</w:t>
+      </w:r>
+      <w:proofErr w:type="spellStart"/>
+      <w:r>
+        <w:rPr>
+          <w:rFonts w:ascii="Courier New" w:hAnsi="Courier New" w:cs="Courier New"/>
+          <w:lang w:val="en-US"/>
+        </w:rPr>
+        <w:t>Vereinbarung.xopp</w:t>
+      </w:r>
+      <w:proofErr w:type="spellEnd"/>
+      <w:r>
+        <w:rPr>
+          <w:rFonts w:ascii="Courier New" w:hAnsi="Courier New" w:cs="Courier New"/>
+          <w:lang w:val="en-US"/>
+        </w:rPr>
+        <w:t>”/.pdf</w:t>
+      </w:r>
+    </w:p>
+    <w:p>
+      <w:pPr>
+        <w:rPr>
+          <w:rFonts w:ascii="Courier New" w:hAnsi="Courier New" w:cs="Courier New"/>
+          <w:b/>
+          <w:bCs/>
+          <w:lang w:val="en-US"/>
+        </w:rPr>
+      </w:pPr>
+      <w:r>
+        <w:rPr>
+          <w:rFonts w:ascii="Courier New" w:hAnsi="Courier New" w:cs="Courier New"/>
+          <w:b/>
+          <w:bCs/>
+          <w:lang w:val="en-US"/>
+        </w:rPr>
+        <w:lastRenderedPageBreak/>
+        <w:t>2026_03_06:</w:t>
+      </w:r>
+    </w:p>
+    <w:p>
+      <w:pPr>
+        <w:rPr>
+          <w:rFonts w:ascii="Courier New" w:hAnsi="Courier New" w:cs="Courier New"/>
+          <w:lang w:val="en-US"/>
+        </w:rPr>
+      </w:pPr>
+      <w:r>
+        <w:rPr>
+          <w:rFonts w:ascii="Courier New" w:hAnsi="Courier New" w:cs="Courier New"/>
+          <w:lang w:val="en-US"/>
+        </w:rPr>
+        <w:t>Finished design of Bear CC</w:t>
+      </w:r>
+    </w:p>
+    <w:p>
+      <w:pPr>
+        <w:rPr>
+          <w:rFonts w:ascii="Courier New" w:hAnsi="Courier New" w:cs="Courier New"/>
+          <w:lang w:val="en-US"/>
+        </w:rPr>
+      </w:pPr>
+      <w:r>
+        <w:rPr>
+          <w:rFonts w:ascii="Courier New" w:hAnsi="Courier New" w:cs="Courier New"/>
+          <w:lang w:val="en-US"/>
+        </w:rPr>
+        <w:t>Started design of Dog CC</w:t>
+      </w:r>
+    </w:p>
+    <w:p>
+      <w:pPr>
         <w:rPr>
           <w:rFonts w:ascii="Courier New" w:hAnsi="Courier New" w:cs="Courier New"/>
           <w:lang w:val="en-US"/>

--- a/Arbeitsjournal Maturarbeit.docx
+++ b/Arbeitsjournal Maturarbeit.docx
@@ -687,6 +687,134 @@
           <w:lang w:val="en-US"/>
         </w:rPr>
         <w:t>Started design of Dog CC</w:t>
+      </w:r>
+    </w:p>
+    <w:p>
+      <w:pPr>
+        <w:rPr>
+          <w:rFonts w:ascii="Courier New" w:hAnsi="Courier New" w:cs="Courier New"/>
+          <w:lang w:val="en-US"/>
+        </w:rPr>
+      </w:pPr>
+    </w:p>
+    <w:p>
+      <w:pPr>
+        <w:rPr>
+          <w:rFonts w:ascii="Courier New" w:hAnsi="Courier New" w:cs="Courier New"/>
+          <w:b/>
+          <w:bCs/>
+          <w:lang w:val="en-US"/>
+        </w:rPr>
+      </w:pPr>
+      <w:r>
+        <w:rPr>
+          <w:rFonts w:ascii="Courier New" w:hAnsi="Courier New" w:cs="Courier New"/>
+          <w:b/>
+          <w:bCs/>
+          <w:lang w:val="en-US"/>
+        </w:rPr>
+        <w:t>2026_03_12:</w:t>
+      </w:r>
+    </w:p>
+    <w:p>
+      <w:pPr>
+        <w:rPr>
+          <w:rFonts w:ascii="Courier New" w:hAnsi="Courier New" w:cs="Courier New"/>
+          <w:lang w:val="en-US"/>
+        </w:rPr>
+      </w:pPr>
+      <w:r>
+        <w:rPr>
+          <w:rFonts w:ascii="Courier New" w:hAnsi="Courier New" w:cs="Courier New"/>
+          <w:lang w:val="en-US"/>
+        </w:rPr>
+        <w:t>Worked on design of Dog C</w:t>
+      </w:r>
+      <w:r>
+        <w:rPr>
+          <w:rFonts w:ascii="Courier New" w:hAnsi="Courier New" w:cs="Courier New"/>
+          <w:lang w:val="en-US"/>
+        </w:rPr>
+        <w:t>C</w:t>
+      </w:r>
+    </w:p>
+    <w:p>
+      <w:pPr>
+        <w:rPr>
+          <w:rFonts w:ascii="Courier New" w:hAnsi="Courier New" w:cs="Courier New"/>
+          <w:lang w:val="en-US"/>
+        </w:rPr>
+      </w:pPr>
+      <w:r>
+        <w:rPr>
+          <w:rFonts w:ascii="Courier New" w:hAnsi="Courier New" w:cs="Courier New"/>
+          <w:lang w:val="en-US"/>
+        </w:rPr>
+        <w:t xml:space="preserve">Created font template for CCs =&gt; </w:t>
+      </w:r>
+      <w:r>
+        <w:rPr>
+          <w:rFonts w:ascii="Courier New" w:hAnsi="Courier New" w:cs="Courier New"/>
+          <w:lang w:val="en-US"/>
+        </w:rPr>
+        <w:t>other/fonts.png</w:t>
+      </w:r>
+    </w:p>
+    <w:p>
+      <w:pPr>
+        <w:rPr>
+          <w:rFonts w:ascii="Courier New" w:hAnsi="Courier New" w:cs="Courier New"/>
+          <w:lang w:val="en-US"/>
+        </w:rPr>
+      </w:pPr>
+    </w:p>
+    <w:p>
+      <w:pPr>
+        <w:rPr>
+          <w:rFonts w:ascii="Courier New" w:hAnsi="Courier New" w:cs="Courier New"/>
+          <w:b/>
+          <w:bCs/>
+          <w:lang w:val="en-US"/>
+        </w:rPr>
+      </w:pPr>
+      <w:r>
+        <w:rPr>
+          <w:rFonts w:ascii="Courier New" w:hAnsi="Courier New" w:cs="Courier New"/>
+          <w:b/>
+          <w:bCs/>
+          <w:lang w:val="en-US"/>
+        </w:rPr>
+        <w:t>2026_03_13:</w:t>
+      </w:r>
+    </w:p>
+    <w:p>
+      <w:pPr>
+        <w:rPr>
+          <w:rFonts w:ascii="Courier New" w:hAnsi="Courier New" w:cs="Courier New"/>
+          <w:lang w:val="en-US"/>
+        </w:rPr>
+      </w:pPr>
+      <w:r>
+        <w:rPr>
+          <w:rFonts w:ascii="Courier New" w:hAnsi="Courier New" w:cs="Courier New"/>
+          <w:lang w:val="en-US"/>
+        </w:rPr>
+        <w:t>Touched up design of Bear CC (Border for image was painted over earlier and rewrote basic attack description)</w:t>
+      </w:r>
+    </w:p>
+    <w:p>
+      <w:pPr>
+        <w:rPr>
+          <w:rFonts w:ascii="Courier New" w:hAnsi="Courier New" w:cs="Courier New"/>
+          <w:lang w:val="en-US"/>
+        </w:rPr>
+      </w:pPr>
+      <w:r>
+        <w:rPr>
+          <w:rFonts w:ascii="Courier New" w:hAnsi="Courier New" w:cs="Courier New"/>
+          <w:lang w:val="en-US"/>
+        </w:rPr>
+        <w:t>Worked on design of Dog CC (Added basic attack)</w:t>
       </w:r>
     </w:p>
     <w:p>

--- a/Arbeitsjournal Maturarbeit.docx
+++ b/Arbeitsjournal Maturarbeit.docx
@@ -815,6 +815,48 @@
           <w:lang w:val="en-US"/>
         </w:rPr>
         <w:t>Worked on design of Dog CC (Added basic attack)</w:t>
+      </w:r>
+    </w:p>
+    <w:p>
+      <w:pPr>
+        <w:rPr>
+          <w:rFonts w:ascii="Courier New" w:hAnsi="Courier New" w:cs="Courier New"/>
+          <w:lang w:val="en-US"/>
+        </w:rPr>
+      </w:pPr>
+    </w:p>
+    <w:p>
+      <w:pPr>
+        <w:rPr>
+          <w:rFonts w:ascii="Courier New" w:hAnsi="Courier New" w:cs="Courier New"/>
+          <w:b/>
+          <w:bCs/>
+          <w:lang w:val="en-US"/>
+        </w:rPr>
+      </w:pPr>
+      <w:r>
+        <w:rPr>
+          <w:rFonts w:ascii="Courier New" w:hAnsi="Courier New" w:cs="Courier New"/>
+          <w:b/>
+          <w:bCs/>
+          <w:lang w:val="en-US"/>
+        </w:rPr>
+        <w:t xml:space="preserve">2026_03_20: </w:t>
+      </w:r>
+    </w:p>
+    <w:p>
+      <w:pPr>
+        <w:rPr>
+          <w:rFonts w:ascii="Courier New" w:hAnsi="Courier New" w:cs="Courier New"/>
+          <w:lang w:val="en-US"/>
+        </w:rPr>
+      </w:pPr>
+      <w:r>
+        <w:rPr>
+          <w:rFonts w:ascii="Courier New" w:hAnsi="Courier New" w:cs="Courier New"/>
+          <w:lang w:val="en-US"/>
+        </w:rPr>
+        <w:t>Work on design of Dog CC (Added ultimate and finisher attack)</w:t>
       </w:r>
     </w:p>
     <w:p>

--- a/Arbeitsjournal Maturarbeit.docx
+++ b/Arbeitsjournal Maturarbeit.docx
@@ -12,7 +12,6 @@
           <w:lang w:val="en-US"/>
         </w:rPr>
       </w:pPr>
-      <w:proofErr w:type="spellStart"/>
       <w:r>
         <w:rPr>
           <w:rFonts w:ascii="Courier New" w:hAnsi="Courier New" w:cs="Courier New"/>
@@ -21,18 +20,7 @@
           <w:u w:val="single"/>
           <w:lang w:val="en-US"/>
         </w:rPr>
-        <w:t>Arbeitsjournal</w:t>
-      </w:r>
-      <w:proofErr w:type="spellEnd"/>
-      <w:r>
-        <w:rPr>
-          <w:rFonts w:ascii="Courier New" w:hAnsi="Courier New" w:cs="Courier New"/>
-          <w:b/>
-          <w:bCs/>
-          <w:u w:val="single"/>
-          <w:lang w:val="en-US"/>
-        </w:rPr>
-        <w:t xml:space="preserve"> Maturarbeit</w:t>
+        <w:t>Arbeitsjournal Maturarbeit</w:t>
       </w:r>
     </w:p>
     <w:p>
@@ -620,23 +608,7 @@
           <w:rFonts w:ascii="Courier New" w:hAnsi="Courier New" w:cs="Courier New"/>
           <w:lang w:val="en-US"/>
         </w:rPr>
-        <w:t>agreement for the project =&gt; “</w:t>
-      </w:r>
-      <w:proofErr w:type="spellStart"/>
-      <w:r>
-        <w:rPr>
-          <w:rFonts w:ascii="Courier New" w:hAnsi="Courier New" w:cs="Courier New"/>
-          <w:lang w:val="en-US"/>
-        </w:rPr>
-        <w:t>Vereinbarung.xopp</w:t>
-      </w:r>
-      <w:proofErr w:type="spellEnd"/>
-      <w:r>
-        <w:rPr>
-          <w:rFonts w:ascii="Courier New" w:hAnsi="Courier New" w:cs="Courier New"/>
-          <w:lang w:val="en-US"/>
-        </w:rPr>
-        <w:t>”/.pdf</w:t>
+        <w:t>agreement for the project =&gt; “Vereinbarung.xopp”/.pdf</w:t>
       </w:r>
     </w:p>
     <w:p>
@@ -856,16 +828,64 @@
           <w:rFonts w:ascii="Courier New" w:hAnsi="Courier New" w:cs="Courier New"/>
           <w:lang w:val="en-US"/>
         </w:rPr>
-        <w:t>Work on design of Dog CC (Added ultimate and finisher attack)</w:t>
-      </w:r>
-    </w:p>
-    <w:p>
-      <w:pPr>
-        <w:rPr>
-          <w:rFonts w:ascii="Courier New" w:hAnsi="Courier New" w:cs="Courier New"/>
-          <w:lang w:val="en-US"/>
-        </w:rPr>
-      </w:pPr>
+        <w:t>Work</w:t>
+      </w:r>
+      <w:r>
+        <w:rPr>
+          <w:rFonts w:ascii="Courier New" w:hAnsi="Courier New" w:cs="Courier New"/>
+          <w:lang w:val="en-US"/>
+        </w:rPr>
+        <w:t>ed</w:t>
+      </w:r>
+      <w:r>
+        <w:rPr>
+          <w:rFonts w:ascii="Courier New" w:hAnsi="Courier New" w:cs="Courier New"/>
+          <w:lang w:val="en-US"/>
+        </w:rPr>
+        <w:t xml:space="preserve"> on design of Dog CC (Added ultimate and finisher attack)</w:t>
+      </w:r>
+    </w:p>
+    <w:p>
+      <w:pPr>
+        <w:rPr>
+          <w:rFonts w:ascii="Courier New" w:hAnsi="Courier New" w:cs="Courier New"/>
+          <w:lang w:val="en-US"/>
+        </w:rPr>
+      </w:pPr>
+    </w:p>
+    <w:p>
+      <w:pPr>
+        <w:rPr>
+          <w:rFonts w:ascii="Courier New" w:hAnsi="Courier New" w:cs="Courier New"/>
+          <w:b/>
+          <w:bCs/>
+          <w:lang w:val="en-US"/>
+        </w:rPr>
+      </w:pPr>
+      <w:r>
+        <w:rPr>
+          <w:rFonts w:ascii="Courier New" w:hAnsi="Courier New" w:cs="Courier New"/>
+          <w:b/>
+          <w:bCs/>
+          <w:lang w:val="en-US"/>
+        </w:rPr>
+        <w:t>2026_03_22:</w:t>
+      </w:r>
+    </w:p>
+    <w:p>
+      <w:pPr>
+        <w:rPr>
+          <w:rFonts w:ascii="Courier New" w:hAnsi="Courier New" w:cs="Courier New"/>
+          <w:lang w:val="en-US"/>
+        </w:rPr>
+      </w:pPr>
+      <w:r>
+        <w:rPr>
+          <w:rFonts w:ascii="Courier New" w:hAnsi="Courier New" w:cs="Courier New"/>
+          <w:lang w:val="en-US"/>
+        </w:rPr>
+        <w:t>Worked on design of Dog CC (Added toast text)</w:t>
+      </w:r>
     </w:p>
     <w:sectPr>
       <w:pgSz w:w="11906" w:h="16838"/>

--- a/Arbeitsjournal Maturarbeit.docx
+++ b/Arbeitsjournal Maturarbeit.docx
@@ -12,6 +12,7 @@
           <w:lang w:val="en-US"/>
         </w:rPr>
       </w:pPr>
+      <w:proofErr w:type="spellStart"/>
       <w:r>
         <w:rPr>
           <w:rFonts w:ascii="Courier New" w:hAnsi="Courier New" w:cs="Courier New"/>
@@ -20,7 +21,18 @@
           <w:u w:val="single"/>
           <w:lang w:val="en-US"/>
         </w:rPr>
-        <w:t>Arbeitsjournal Maturarbeit</w:t>
+        <w:t>Arbeitsjournal</w:t>
+      </w:r>
+      <w:proofErr w:type="spellEnd"/>
+      <w:r>
+        <w:rPr>
+          <w:rFonts w:ascii="Courier New" w:hAnsi="Courier New" w:cs="Courier New"/>
+          <w:b/>
+          <w:bCs/>
+          <w:u w:val="single"/>
+          <w:lang w:val="en-US"/>
+        </w:rPr>
+        <w:t xml:space="preserve"> Maturarbeit</w:t>
       </w:r>
     </w:p>
     <w:p>
@@ -608,7 +620,23 @@
           <w:rFonts w:ascii="Courier New" w:hAnsi="Courier New" w:cs="Courier New"/>
           <w:lang w:val="en-US"/>
         </w:rPr>
-        <w:t>agreement for the project =&gt; “Vereinbarung.xopp”/.pdf</w:t>
+        <w:t>agreement for the project =&gt; “</w:t>
+      </w:r>
+      <w:proofErr w:type="spellStart"/>
+      <w:r>
+        <w:rPr>
+          <w:rFonts w:ascii="Courier New" w:hAnsi="Courier New" w:cs="Courier New"/>
+          <w:lang w:val="en-US"/>
+        </w:rPr>
+        <w:t>Vereinbarung.xopp</w:t>
+      </w:r>
+      <w:proofErr w:type="spellEnd"/>
+      <w:r>
+        <w:rPr>
+          <w:rFonts w:ascii="Courier New" w:hAnsi="Courier New" w:cs="Courier New"/>
+          <w:lang w:val="en-US"/>
+        </w:rPr>
+        <w:t>”/.pdf</w:t>
       </w:r>
     </w:p>
     <w:p>
@@ -885,6 +913,55 @@
           <w:lang w:val="en-US"/>
         </w:rPr>
         <w:t>Worked on design of Dog CC (Added toast text)</w:t>
+      </w:r>
+    </w:p>
+    <w:p>
+      <w:pPr>
+        <w:rPr>
+          <w:rFonts w:ascii="Courier New" w:hAnsi="Courier New" w:cs="Courier New"/>
+          <w:lang w:val="en-US"/>
+        </w:rPr>
+      </w:pPr>
+    </w:p>
+    <w:p>
+      <w:pPr>
+        <w:rPr>
+          <w:rFonts w:ascii="Courier New" w:hAnsi="Courier New" w:cs="Courier New"/>
+          <w:b/>
+          <w:bCs/>
+          <w:lang w:val="en-US"/>
+        </w:rPr>
+      </w:pPr>
+      <w:r>
+        <w:rPr>
+          <w:rFonts w:ascii="Courier New" w:hAnsi="Courier New" w:cs="Courier New"/>
+          <w:b/>
+          <w:bCs/>
+          <w:lang w:val="en-US"/>
+        </w:rPr>
+        <w:t>2026_03_25:</w:t>
+      </w:r>
+    </w:p>
+    <w:p>
+      <w:pPr>
+        <w:rPr>
+          <w:rFonts w:ascii="Courier New" w:hAnsi="Courier New" w:cs="Courier New"/>
+          <w:lang w:val="en-US"/>
+        </w:rPr>
+      </w:pPr>
+      <w:r>
+        <w:rPr>
+          <w:rFonts w:ascii="Courier New" w:hAnsi="Courier New" w:cs="Courier New"/>
+          <w:lang w:val="en-US"/>
+        </w:rPr>
+        <w:t>Worked on design of Dog CC (Added face</w:t>
+      </w:r>
+      <w:r>
+        <w:rPr>
+          <w:rFonts w:ascii="Courier New" w:hAnsi="Courier New" w:cs="Courier New"/>
+          <w:lang w:val="en-US"/>
+        </w:rPr>
+        <w:t>)</w:t>
       </w:r>
     </w:p>
     <w:sectPr>

--- a/Arbeitsjournal Maturarbeit.docx
+++ b/Arbeitsjournal Maturarbeit.docx
@@ -12,7 +12,6 @@
           <w:lang w:val="en-US"/>
         </w:rPr>
       </w:pPr>
-      <w:proofErr w:type="spellStart"/>
       <w:r>
         <w:rPr>
           <w:rFonts w:ascii="Courier New" w:hAnsi="Courier New" w:cs="Courier New"/>
@@ -21,18 +20,7 @@
           <w:u w:val="single"/>
           <w:lang w:val="en-US"/>
         </w:rPr>
-        <w:t>Arbeitsjournal</w:t>
-      </w:r>
-      <w:proofErr w:type="spellEnd"/>
-      <w:r>
-        <w:rPr>
-          <w:rFonts w:ascii="Courier New" w:hAnsi="Courier New" w:cs="Courier New"/>
-          <w:b/>
-          <w:bCs/>
-          <w:u w:val="single"/>
-          <w:lang w:val="en-US"/>
-        </w:rPr>
-        <w:t xml:space="preserve"> Maturarbeit</w:t>
+        <w:t>Arbeitsjournal Maturarbeit</w:t>
       </w:r>
     </w:p>
     <w:p>
@@ -620,23 +608,7 @@
           <w:rFonts w:ascii="Courier New" w:hAnsi="Courier New" w:cs="Courier New"/>
           <w:lang w:val="en-US"/>
         </w:rPr>
-        <w:t>agreement for the project =&gt; “</w:t>
-      </w:r>
-      <w:proofErr w:type="spellStart"/>
-      <w:r>
-        <w:rPr>
-          <w:rFonts w:ascii="Courier New" w:hAnsi="Courier New" w:cs="Courier New"/>
-          <w:lang w:val="en-US"/>
-        </w:rPr>
-        <w:t>Vereinbarung.xopp</w:t>
-      </w:r>
-      <w:proofErr w:type="spellEnd"/>
-      <w:r>
-        <w:rPr>
-          <w:rFonts w:ascii="Courier New" w:hAnsi="Courier New" w:cs="Courier New"/>
-          <w:lang w:val="en-US"/>
-        </w:rPr>
-        <w:t>”/.pdf</w:t>
+        <w:t>agreement for the project =&gt; “Vereinbarung.xopp”/.pdf</w:t>
       </w:r>
     </w:p>
     <w:p>
@@ -962,6 +934,63 @@
           <w:lang w:val="en-US"/>
         </w:rPr>
         <w:t>)</w:t>
+      </w:r>
+    </w:p>
+    <w:p>
+      <w:pPr>
+        <w:rPr>
+          <w:rFonts w:ascii="Courier New" w:hAnsi="Courier New" w:cs="Courier New"/>
+          <w:lang w:val="en-US"/>
+        </w:rPr>
+      </w:pPr>
+    </w:p>
+    <w:p>
+      <w:pPr>
+        <w:rPr>
+          <w:rFonts w:ascii="Courier New" w:hAnsi="Courier New" w:cs="Courier New"/>
+          <w:b/>
+          <w:bCs/>
+          <w:lang w:val="en-US"/>
+        </w:rPr>
+      </w:pPr>
+      <w:r>
+        <w:rPr>
+          <w:rFonts w:ascii="Courier New" w:hAnsi="Courier New" w:cs="Courier New"/>
+          <w:b/>
+          <w:bCs/>
+          <w:lang w:val="en-US"/>
+        </w:rPr>
+        <w:t>2026_03_30:</w:t>
+      </w:r>
+    </w:p>
+    <w:p>
+      <w:pPr>
+        <w:rPr>
+          <w:rFonts w:ascii="Courier New" w:hAnsi="Courier New" w:cs="Courier New"/>
+          <w:lang w:val="en-US"/>
+        </w:rPr>
+      </w:pPr>
+      <w:r>
+        <w:rPr>
+          <w:rFonts w:ascii="Courier New" w:hAnsi="Courier New" w:cs="Courier New"/>
+          <w:lang w:val="en-US"/>
+        </w:rPr>
+        <w:t>Finished design of Dog CC (Added background)</w:t>
+      </w:r>
+    </w:p>
+    <w:p>
+      <w:pPr>
+        <w:rPr>
+          <w:rFonts w:ascii="Courier New" w:hAnsi="Courier New" w:cs="Courier New"/>
+          <w:lang w:val="en-US"/>
+        </w:rPr>
+      </w:pPr>
+      <w:r>
+        <w:rPr>
+          <w:rFonts w:ascii="Courier New" w:hAnsi="Courier New" w:cs="Courier New"/>
+          <w:lang w:val="en-US"/>
+        </w:rPr>
+        <w:t>Started design of Cat CC (Added basic attack)</w:t>
       </w:r>
     </w:p>
     <w:sectPr>

--- a/Arbeitsjournal Maturarbeit.docx
+++ b/Arbeitsjournal Maturarbeit.docx
@@ -12,6 +12,7 @@
           <w:lang w:val="en-US"/>
         </w:rPr>
       </w:pPr>
+      <w:proofErr w:type="spellStart"/>
       <w:r>
         <w:rPr>
           <w:rFonts w:ascii="Courier New" w:hAnsi="Courier New" w:cs="Courier New"/>
@@ -20,7 +21,18 @@
           <w:u w:val="single"/>
           <w:lang w:val="en-US"/>
         </w:rPr>
-        <w:t>Arbeitsjournal Maturarbeit</w:t>
+        <w:t>Arbeitsjournal</w:t>
+      </w:r>
+      <w:proofErr w:type="spellEnd"/>
+      <w:r>
+        <w:rPr>
+          <w:rFonts w:ascii="Courier New" w:hAnsi="Courier New" w:cs="Courier New"/>
+          <w:b/>
+          <w:bCs/>
+          <w:u w:val="single"/>
+          <w:lang w:val="en-US"/>
+        </w:rPr>
+        <w:t xml:space="preserve"> Maturarbeit</w:t>
       </w:r>
     </w:p>
     <w:p>
@@ -608,7 +620,23 @@
           <w:rFonts w:ascii="Courier New" w:hAnsi="Courier New" w:cs="Courier New"/>
           <w:lang w:val="en-US"/>
         </w:rPr>
-        <w:t>agreement for the project =&gt; “Vereinbarung.xopp”/.pdf</w:t>
+        <w:t>agreement for the project =&gt; “</w:t>
+      </w:r>
+      <w:proofErr w:type="spellStart"/>
+      <w:r>
+        <w:rPr>
+          <w:rFonts w:ascii="Courier New" w:hAnsi="Courier New" w:cs="Courier New"/>
+          <w:lang w:val="en-US"/>
+        </w:rPr>
+        <w:t>Vereinbarung.xopp</w:t>
+      </w:r>
+      <w:proofErr w:type="spellEnd"/>
+      <w:r>
+        <w:rPr>
+          <w:rFonts w:ascii="Courier New" w:hAnsi="Courier New" w:cs="Courier New"/>
+          <w:lang w:val="en-US"/>
+        </w:rPr>
+        <w:t>”/.pdf</w:t>
       </w:r>
     </w:p>
     <w:p>
@@ -992,6 +1020,93 @@
         </w:rPr>
         <w:t>Started design of Cat CC (Added basic attack)</w:t>
       </w:r>
+    </w:p>
+    <w:p>
+      <w:pPr>
+        <w:rPr>
+          <w:rFonts w:ascii="Courier New" w:hAnsi="Courier New" w:cs="Courier New"/>
+          <w:lang w:val="en-US"/>
+        </w:rPr>
+      </w:pPr>
+    </w:p>
+    <w:p>
+      <w:pPr>
+        <w:rPr>
+          <w:rFonts w:ascii="Courier New" w:hAnsi="Courier New" w:cs="Courier New"/>
+          <w:b/>
+          <w:bCs/>
+          <w:lang w:val="en-US"/>
+        </w:rPr>
+      </w:pPr>
+      <w:r>
+        <w:rPr>
+          <w:rFonts w:ascii="Courier New" w:hAnsi="Courier New" w:cs="Courier New"/>
+          <w:b/>
+          <w:bCs/>
+          <w:lang w:val="en-US"/>
+        </w:rPr>
+        <w:t>2026_04_01</w:t>
+      </w:r>
+    </w:p>
+    <w:p>
+      <w:pPr>
+        <w:rPr>
+          <w:rFonts w:ascii="Courier New" w:hAnsi="Courier New" w:cs="Courier New"/>
+          <w:lang w:val="en-US"/>
+        </w:rPr>
+      </w:pPr>
+      <w:r>
+        <w:rPr>
+          <w:rFonts w:ascii="Courier New" w:hAnsi="Courier New" w:cs="Courier New"/>
+          <w:lang w:val="en-US"/>
+        </w:rPr>
+        <w:t xml:space="preserve">Worked on design of Cat CC (Added ultimate and finisher attack, added </w:t>
+      </w:r>
+      <w:r>
+        <w:rPr>
+          <w:rFonts w:ascii="Courier New" w:hAnsi="Courier New" w:cs="Courier New"/>
+          <w:lang w:val="en-US"/>
+        </w:rPr>
+        <w:t>toast text, added face of cat)</w:t>
+      </w:r>
+    </w:p>
+    <w:p>
+      <w:pPr>
+        <w:rPr>
+          <w:rFonts w:ascii="Courier New" w:hAnsi="Courier New" w:cs="Courier New"/>
+          <w:lang w:val="en-US"/>
+        </w:rPr>
+      </w:pPr>
+      <w:r>
+        <w:rPr>
+          <w:rFonts w:ascii="Courier New" w:hAnsi="Courier New" w:cs="Courier New"/>
+          <w:lang w:val="en-US"/>
+        </w:rPr>
+        <w:lastRenderedPageBreak/>
+        <w:t xml:space="preserve">Created </w:t>
+      </w:r>
+      <w:r>
+        <w:rPr>
+          <w:rFonts w:ascii="Courier New" w:hAnsi="Courier New" w:cs="Courier New"/>
+          <w:lang w:val="en-US"/>
+        </w:rPr>
+        <w:t xml:space="preserve">Maturarbeit quellen.txt to track images and other sources for the Maturarbeit (images are used to trace the </w:t>
+      </w:r>
+      <w:r>
+        <w:rPr>
+          <w:rFonts w:ascii="Courier New" w:hAnsi="Courier New" w:cs="Courier New"/>
+          <w:lang w:val="en-US"/>
+        </w:rPr>
+        <w:t>card art)</w:t>
+      </w:r>
+    </w:p>
+    <w:p>
+      <w:pPr>
+        <w:rPr>
+          <w:rFonts w:ascii="Courier New" w:hAnsi="Courier New" w:cs="Courier New"/>
+          <w:lang w:val="en-US"/>
+        </w:rPr>
+      </w:pPr>
     </w:p>
     <w:sectPr>
       <w:pgSz w:w="11906" w:h="16838"/>

--- a/Arbeitsjournal Maturarbeit.docx
+++ b/Arbeitsjournal Maturarbeit.docx
@@ -1067,7 +1067,21 @@
           <w:rFonts w:ascii="Courier New" w:hAnsi="Courier New" w:cs="Courier New"/>
           <w:lang w:val="en-US"/>
         </w:rPr>
-        <w:t>toast text, added face of cat)</w:t>
+        <w:t>toast text, added face of cat</w:t>
+      </w:r>
+      <w:r>
+        <w:rPr>
+          <w:rFonts w:ascii="Courier New" w:hAnsi="Courier New" w:cs="Courier New"/>
+          <w:lang w:val="en-US"/>
+        </w:rPr>
+        <w:t>, card art background</w:t>
+      </w:r>
+      <w:r>
+        <w:rPr>
+          <w:rFonts w:ascii="Courier New" w:hAnsi="Courier New" w:cs="Courier New"/>
+          <w:lang w:val="en-US"/>
+        </w:rPr>
+        <w:t>)</w:t>
       </w:r>
     </w:p>
     <w:p>
@@ -1107,6 +1121,13 @@
           <w:lang w:val="en-US"/>
         </w:rPr>
       </w:pPr>
+      <w:r>
+        <w:rPr>
+          <w:rFonts w:ascii="Courier New" w:hAnsi="Courier New" w:cs="Courier New"/>
+          <w:lang w:val="en-US"/>
+        </w:rPr>
+        <w:t xml:space="preserve">Added noise for sky, ground for all current CC card art. Noise will also be used for future card art. </w:t>
+      </w:r>
     </w:p>
     <w:sectPr>
       <w:pgSz w:w="11906" w:h="16838"/>

--- a/Arbeitsjournal Maturarbeit.docx
+++ b/Arbeitsjournal Maturarbeit.docx
@@ -12,7 +12,6 @@
           <w:lang w:val="en-US"/>
         </w:rPr>
       </w:pPr>
-      <w:proofErr w:type="spellStart"/>
       <w:r>
         <w:rPr>
           <w:rFonts w:ascii="Courier New" w:hAnsi="Courier New" w:cs="Courier New"/>
@@ -21,18 +20,7 @@
           <w:u w:val="single"/>
           <w:lang w:val="en-US"/>
         </w:rPr>
-        <w:t>Arbeitsjournal</w:t>
-      </w:r>
-      <w:proofErr w:type="spellEnd"/>
-      <w:r>
-        <w:rPr>
-          <w:rFonts w:ascii="Courier New" w:hAnsi="Courier New" w:cs="Courier New"/>
-          <w:b/>
-          <w:bCs/>
-          <w:u w:val="single"/>
-          <w:lang w:val="en-US"/>
-        </w:rPr>
-        <w:t xml:space="preserve"> Maturarbeit</w:t>
+        <w:t>Arbeitsjournal Maturarbeit</w:t>
       </w:r>
     </w:p>
     <w:p>
@@ -620,23 +608,7 @@
           <w:rFonts w:ascii="Courier New" w:hAnsi="Courier New" w:cs="Courier New"/>
           <w:lang w:val="en-US"/>
         </w:rPr>
-        <w:t>agreement for the project =&gt; “</w:t>
-      </w:r>
-      <w:proofErr w:type="spellStart"/>
-      <w:r>
-        <w:rPr>
-          <w:rFonts w:ascii="Courier New" w:hAnsi="Courier New" w:cs="Courier New"/>
-          <w:lang w:val="en-US"/>
-        </w:rPr>
-        <w:t>Vereinbarung.xopp</w:t>
-      </w:r>
-      <w:proofErr w:type="spellEnd"/>
-      <w:r>
-        <w:rPr>
-          <w:rFonts w:ascii="Courier New" w:hAnsi="Courier New" w:cs="Courier New"/>
-          <w:lang w:val="en-US"/>
-        </w:rPr>
-        <w:t>”/.pdf</w:t>
+        <w:t>agreement for the project =&gt; “Vereinbarung.xopp”/.pdf</w:t>
       </w:r>
     </w:p>
     <w:p>
@@ -1128,6 +1100,175 @@
         </w:rPr>
         <w:t xml:space="preserve">Added noise for sky, ground for all current CC card art. Noise will also be used for future card art. </w:t>
       </w:r>
+    </w:p>
+    <w:p>
+      <w:pPr>
+        <w:rPr>
+          <w:rFonts w:ascii="Courier New" w:hAnsi="Courier New" w:cs="Courier New"/>
+          <w:lang w:val="en-US"/>
+        </w:rPr>
+      </w:pPr>
+    </w:p>
+    <w:p>
+      <w:pPr>
+        <w:rPr>
+          <w:rFonts w:ascii="Courier New" w:hAnsi="Courier New" w:cs="Courier New"/>
+          <w:b/>
+          <w:bCs/>
+          <w:lang w:val="en-US"/>
+        </w:rPr>
+      </w:pPr>
+      <w:r>
+        <w:rPr>
+          <w:rFonts w:ascii="Courier New" w:hAnsi="Courier New" w:cs="Courier New"/>
+          <w:b/>
+          <w:bCs/>
+          <w:lang w:val="en-US"/>
+        </w:rPr>
+        <w:t>2026_04_02:</w:t>
+      </w:r>
+    </w:p>
+    <w:p>
+      <w:pPr>
+        <w:rPr>
+          <w:rFonts w:ascii="Courier New" w:hAnsi="Courier New" w:cs="Courier New"/>
+          <w:lang w:val="en-US"/>
+        </w:rPr>
+      </w:pPr>
+      <w:r>
+        <w:rPr>
+          <w:rFonts w:ascii="Courier New" w:hAnsi="Courier New" w:cs="Courier New"/>
+          <w:lang w:val="en-US"/>
+        </w:rPr>
+        <w:t xml:space="preserve">Edited template for land animals to include </w:t>
+      </w:r>
+      <w:r>
+        <w:rPr>
+          <w:rFonts w:ascii="Courier New" w:hAnsi="Courier New" w:cs="Courier New"/>
+          <w:lang w:val="en-US"/>
+        </w:rPr>
+        <w:t>divider between attacks and toast text</w:t>
+      </w:r>
+    </w:p>
+    <w:p>
+      <w:pPr>
+        <w:rPr>
+          <w:rFonts w:ascii="Courier New" w:hAnsi="Courier New" w:cs="Courier New"/>
+          <w:lang w:val="en-US"/>
+        </w:rPr>
+      </w:pPr>
+      <w:r>
+        <w:rPr>
+          <w:rFonts w:ascii="Courier New" w:hAnsi="Courier New" w:cs="Courier New"/>
+          <w:lang w:val="en-US"/>
+        </w:rPr>
+        <w:t>Created templates for water and air animals</w:t>
+      </w:r>
+    </w:p>
+    <w:p>
+      <w:pPr>
+        <w:rPr>
+          <w:rFonts w:ascii="Courier New" w:hAnsi="Courier New" w:cs="Courier New"/>
+          <w:lang w:val="en-US"/>
+        </w:rPr>
+      </w:pPr>
+      <w:r>
+        <w:rPr>
+          <w:rFonts w:ascii="Courier New" w:hAnsi="Courier New" w:cs="Courier New"/>
+          <w:lang w:val="en-US"/>
+        </w:rPr>
+        <w:t xml:space="preserve">Created subfolders within Maturarbeit/character cards to differentiate between </w:t>
+      </w:r>
+      <w:r>
+        <w:rPr>
+          <w:rFonts w:ascii="Courier New" w:hAnsi="Courier New" w:cs="Courier New"/>
+          <w:lang w:val="en-US"/>
+        </w:rPr>
+        <w:t>archetypes</w:t>
+      </w:r>
+    </w:p>
+    <w:p>
+      <w:pPr>
+        <w:rPr>
+          <w:rFonts w:ascii="Courier New" w:hAnsi="Courier New" w:cs="Courier New"/>
+          <w:lang w:val="en-US"/>
+        </w:rPr>
+      </w:pPr>
+      <w:r>
+        <w:rPr>
+          <w:rFonts w:ascii="Courier New" w:hAnsi="Courier New" w:cs="Courier New"/>
+          <w:lang w:val="en-US"/>
+        </w:rPr>
+        <w:t>Started design of Dolphin CC</w:t>
+      </w:r>
+    </w:p>
+    <w:p>
+      <w:pPr>
+        <w:rPr>
+          <w:rFonts w:ascii="Courier New" w:hAnsi="Courier New" w:cs="Courier New"/>
+          <w:lang w:val="en-US"/>
+        </w:rPr>
+      </w:pPr>
+      <w:r>
+        <w:rPr>
+          <w:rFonts w:ascii="Courier New" w:hAnsi="Courier New" w:cs="Courier New"/>
+          <w:lang w:val="en-US"/>
+        </w:rPr>
+        <w:t>Finished design of Dolphin CC</w:t>
+      </w:r>
+    </w:p>
+    <w:p>
+      <w:pPr>
+        <w:rPr>
+          <w:rFonts w:ascii="Courier New" w:hAnsi="Courier New" w:cs="Courier New"/>
+          <w:lang w:val="en-US"/>
+        </w:rPr>
+      </w:pPr>
+      <w:r>
+        <w:rPr>
+          <w:rFonts w:ascii="Courier New" w:hAnsi="Courier New" w:cs="Courier New"/>
+          <w:lang w:val="en-US"/>
+        </w:rPr>
+        <w:t>Started design of Axolotl CC</w:t>
+      </w:r>
+    </w:p>
+    <w:p>
+      <w:pPr>
+        <w:rPr>
+          <w:rFonts w:ascii="Courier New" w:hAnsi="Courier New" w:cs="Courier New"/>
+          <w:lang w:val="en-US"/>
+        </w:rPr>
+      </w:pPr>
+      <w:r>
+        <w:rPr>
+          <w:rFonts w:ascii="Courier New" w:hAnsi="Courier New" w:cs="Courier New"/>
+          <w:lang w:val="en-US"/>
+        </w:rPr>
+        <w:t>Finished design of Axolotl CC</w:t>
+      </w:r>
+    </w:p>
+    <w:p>
+      <w:pPr>
+        <w:rPr>
+          <w:rFonts w:ascii="Courier New" w:hAnsi="Courier New" w:cs="Courier New"/>
+          <w:lang w:val="en-US"/>
+        </w:rPr>
+      </w:pPr>
+      <w:r>
+        <w:rPr>
+          <w:rFonts w:ascii="Courier New" w:hAnsi="Courier New" w:cs="Courier New"/>
+          <w:lang w:val="en-US"/>
+        </w:rPr>
+        <w:t>Pruned character list from 45 to 30 characters</w:t>
+      </w:r>
+    </w:p>
+    <w:p>
+      <w:pPr>
+        <w:rPr>
+          <w:rFonts w:ascii="Courier New" w:hAnsi="Courier New" w:cs="Courier New"/>
+          <w:lang w:val="en-US"/>
+        </w:rPr>
+      </w:pPr>
     </w:p>
     <w:sectPr>
       <w:pgSz w:w="11906" w:h="16838"/>

--- a/Arbeitsjournal Maturarbeit.docx
+++ b/Arbeitsjournal Maturarbeit.docx
@@ -1259,6 +1259,21 @@
           <w:rFonts w:ascii="Courier New" w:hAnsi="Courier New" w:cs="Courier New"/>
           <w:lang w:val="en-US"/>
         </w:rPr>
+        <w:t>Started design of Clownfish CC</w:t>
+      </w:r>
+    </w:p>
+    <w:p>
+      <w:pPr>
+        <w:rPr>
+          <w:rFonts w:ascii="Courier New" w:hAnsi="Courier New" w:cs="Courier New"/>
+          <w:lang w:val="en-US"/>
+        </w:rPr>
+      </w:pPr>
+      <w:r>
+        <w:rPr>
+          <w:rFonts w:ascii="Courier New" w:hAnsi="Courier New" w:cs="Courier New"/>
+          <w:lang w:val="en-US"/>
+        </w:rPr>
         <w:t>Pruned character list from 45 to 30 characters</w:t>
       </w:r>
     </w:p>
@@ -1269,6 +1284,39 @@
           <w:lang w:val="en-US"/>
         </w:rPr>
       </w:pPr>
+    </w:p>
+    <w:p>
+      <w:pPr>
+        <w:rPr>
+          <w:rFonts w:ascii="Courier New" w:hAnsi="Courier New" w:cs="Courier New"/>
+          <w:lang w:val="en-US"/>
+        </w:rPr>
+      </w:pPr>
+      <w:r>
+        <w:rPr>
+          <w:rFonts w:ascii="Courier New" w:hAnsi="Courier New" w:cs="Courier New"/>
+          <w:b/>
+          <w:bCs/>
+          <w:lang w:val="en-US"/>
+        </w:rPr>
+        <w:t>2026_04_10:</w:t>
+      </w:r>
+      <w:r>
+        <w:rPr>
+          <w:rFonts w:ascii="Courier New" w:hAnsi="Courier New" w:cs="Courier New"/>
+          <w:b/>
+          <w:bCs/>
+          <w:lang w:val="en-US"/>
+        </w:rPr>
+        <w:br/>
+      </w:r>
+      <w:r>
+        <w:rPr>
+          <w:rFonts w:ascii="Courier New" w:hAnsi="Courier New" w:cs="Courier New"/>
+          <w:lang w:val="en-US"/>
+        </w:rPr>
+        <w:t>Worked on design of Clownfish CC</w:t>
+      </w:r>
     </w:p>
     <w:sectPr>
       <w:pgSz w:w="11906" w:h="16838"/>

--- a/Arbeitsjournal Maturarbeit.docx
+++ b/Arbeitsjournal Maturarbeit.docx
@@ -12,6 +12,7 @@
           <w:lang w:val="en-US"/>
         </w:rPr>
       </w:pPr>
+      <w:proofErr w:type="spellStart"/>
       <w:r>
         <w:rPr>
           <w:rFonts w:ascii="Courier New" w:hAnsi="Courier New" w:cs="Courier New"/>
@@ -20,7 +21,18 @@
           <w:u w:val="single"/>
           <w:lang w:val="en-US"/>
         </w:rPr>
-        <w:t>Arbeitsjournal Maturarbeit</w:t>
+        <w:t>Arbeitsjournal</w:t>
+      </w:r>
+      <w:proofErr w:type="spellEnd"/>
+      <w:r>
+        <w:rPr>
+          <w:rFonts w:ascii="Courier New" w:hAnsi="Courier New" w:cs="Courier New"/>
+          <w:b/>
+          <w:bCs/>
+          <w:u w:val="single"/>
+          <w:lang w:val="en-US"/>
+        </w:rPr>
+        <w:t xml:space="preserve"> Maturarbeit</w:t>
       </w:r>
     </w:p>
     <w:p>
@@ -169,6 +181,20 @@
         </w:rPr>
         <w:t>Playable characters can be unlocked by:</w:t>
       </w:r>
+      <w:r>
+        <w:rPr>
+          <w:rFonts w:ascii="Courier New" w:hAnsi="Courier New" w:cs="Courier New"/>
+          <w:lang w:val="en-US"/>
+        </w:rPr>
+        <w:t xml:space="preserve"> </w:t>
+      </w:r>
+      <w:r>
+        <w:rPr>
+          <w:rFonts w:ascii="Courier New" w:hAnsi="Courier New" w:cs="Courier New"/>
+          <w:lang w:val="en-US"/>
+        </w:rPr>
+        <w:tab/>
+      </w:r>
     </w:p>
     <w:p>
       <w:pPr>
@@ -608,7 +634,23 @@
           <w:rFonts w:ascii="Courier New" w:hAnsi="Courier New" w:cs="Courier New"/>
           <w:lang w:val="en-US"/>
         </w:rPr>
-        <w:t>agreement for the project =&gt; “Vereinbarung.xopp”/.pdf</w:t>
+        <w:t>agreement for the project =&gt; “</w:t>
+      </w:r>
+      <w:proofErr w:type="spellStart"/>
+      <w:r>
+        <w:rPr>
+          <w:rFonts w:ascii="Courier New" w:hAnsi="Courier New" w:cs="Courier New"/>
+          <w:lang w:val="en-US"/>
+        </w:rPr>
+        <w:t>Vereinbarung.xopp</w:t>
+      </w:r>
+      <w:proofErr w:type="spellEnd"/>
+      <w:r>
+        <w:rPr>
+          <w:rFonts w:ascii="Courier New" w:hAnsi="Courier New" w:cs="Courier New"/>
+          <w:lang w:val="en-US"/>
+        </w:rPr>
+        <w:t>”/.pdf</w:t>
       </w:r>
     </w:p>
     <w:p>
@@ -1316,6 +1358,63 @@
           <w:lang w:val="en-US"/>
         </w:rPr>
         <w:t>Worked on design of Clownfish CC</w:t>
+      </w:r>
+    </w:p>
+    <w:p>
+      <w:pPr>
+        <w:rPr>
+          <w:rFonts w:ascii="Courier New" w:hAnsi="Courier New" w:cs="Courier New"/>
+          <w:lang w:val="en-US"/>
+        </w:rPr>
+      </w:pPr>
+    </w:p>
+    <w:p>
+      <w:pPr>
+        <w:rPr>
+          <w:rFonts w:ascii="Courier New" w:hAnsi="Courier New" w:cs="Courier New"/>
+          <w:b/>
+          <w:bCs/>
+          <w:lang w:val="en-US"/>
+        </w:rPr>
+      </w:pPr>
+      <w:r>
+        <w:rPr>
+          <w:rFonts w:ascii="Courier New" w:hAnsi="Courier New" w:cs="Courier New"/>
+          <w:b/>
+          <w:bCs/>
+          <w:lang w:val="en-US"/>
+        </w:rPr>
+        <w:t>2026_04_20:</w:t>
+      </w:r>
+    </w:p>
+    <w:p>
+      <w:pPr>
+        <w:rPr>
+          <w:rFonts w:ascii="Courier New" w:hAnsi="Courier New" w:cs="Courier New"/>
+          <w:lang w:val="en-US"/>
+        </w:rPr>
+      </w:pPr>
+      <w:r>
+        <w:rPr>
+          <w:rFonts w:ascii="Courier New" w:hAnsi="Courier New" w:cs="Courier New"/>
+          <w:lang w:val="en-US"/>
+        </w:rPr>
+        <w:t>Finished design of Clownfish CC</w:t>
+      </w:r>
+    </w:p>
+    <w:p>
+      <w:pPr>
+        <w:rPr>
+          <w:rFonts w:ascii="Courier New" w:hAnsi="Courier New" w:cs="Courier New"/>
+          <w:lang w:val="en-US"/>
+        </w:rPr>
+      </w:pPr>
+      <w:r>
+        <w:rPr>
+          <w:rFonts w:ascii="Courier New" w:hAnsi="Courier New" w:cs="Courier New"/>
+          <w:lang w:val="en-US"/>
+        </w:rPr>
+        <w:t>Started design of Vulture CC</w:t>
       </w:r>
     </w:p>
     <w:sectPr>

--- a/Arbeitsjournal Maturarbeit.docx
+++ b/Arbeitsjournal Maturarbeit.docx
@@ -1417,6 +1417,212 @@
         <w:t>Started design of Vulture CC</w:t>
       </w:r>
     </w:p>
+    <w:p>
+      <w:pPr>
+        <w:rPr>
+          <w:rFonts w:ascii="Courier New" w:hAnsi="Courier New" w:cs="Courier New"/>
+          <w:lang w:val="en-US"/>
+        </w:rPr>
+      </w:pPr>
+    </w:p>
+    <w:p>
+      <w:pPr>
+        <w:rPr>
+          <w:rFonts w:ascii="Courier New" w:hAnsi="Courier New" w:cs="Courier New"/>
+          <w:b/>
+          <w:bCs/>
+          <w:lang w:val="en-US"/>
+        </w:rPr>
+      </w:pPr>
+      <w:r>
+        <w:rPr>
+          <w:rFonts w:ascii="Courier New" w:hAnsi="Courier New" w:cs="Courier New"/>
+          <w:b/>
+          <w:bCs/>
+          <w:lang w:val="en-US"/>
+        </w:rPr>
+        <w:t>2026_04_23:</w:t>
+      </w:r>
+    </w:p>
+    <w:p>
+      <w:pPr>
+        <w:rPr>
+          <w:rFonts w:ascii="Courier New" w:hAnsi="Courier New" w:cs="Courier New"/>
+          <w:lang w:val="en-US"/>
+        </w:rPr>
+      </w:pPr>
+      <w:r>
+        <w:rPr>
+          <w:rFonts w:ascii="Courier New" w:hAnsi="Courier New" w:cs="Courier New"/>
+          <w:lang w:val="en-US"/>
+        </w:rPr>
+        <w:t>Worked on design of Vulture CC (everything except card art)</w:t>
+      </w:r>
+    </w:p>
+    <w:p>
+      <w:pPr>
+        <w:rPr>
+          <w:rFonts w:ascii="Courier New" w:hAnsi="Courier New" w:cs="Courier New"/>
+          <w:lang w:val="en-US"/>
+        </w:rPr>
+      </w:pPr>
+      <w:r>
+        <w:rPr>
+          <w:rFonts w:ascii="Courier New" w:hAnsi="Courier New" w:cs="Courier New"/>
+          <w:lang w:val="en-US"/>
+        </w:rPr>
+        <w:t>Change of plans: All card art will be done at the end</w:t>
+      </w:r>
+      <w:r>
+        <w:rPr>
+          <w:rFonts w:ascii="Courier New" w:hAnsi="Courier New" w:cs="Courier New"/>
+          <w:lang w:val="en-US"/>
+        </w:rPr>
+        <w:t xml:space="preserve">, so I can start programming earlier </w:t>
+      </w:r>
+    </w:p>
+    <w:p>
+      <w:pPr>
+        <w:rPr>
+          <w:rFonts w:ascii="Courier New" w:hAnsi="Courier New" w:cs="Courier New"/>
+          <w:lang w:val="en-US"/>
+        </w:rPr>
+      </w:pPr>
+    </w:p>
+    <w:p>
+      <w:pPr>
+        <w:rPr>
+          <w:rFonts w:ascii="Courier New" w:hAnsi="Courier New" w:cs="Courier New"/>
+          <w:lang w:val="en-US"/>
+        </w:rPr>
+      </w:pPr>
+    </w:p>
+    <w:p>
+      <w:pPr>
+        <w:rPr>
+          <w:rFonts w:ascii="Courier New" w:hAnsi="Courier New" w:cs="Courier New"/>
+          <w:b/>
+          <w:bCs/>
+          <w:lang w:val="en-US"/>
+        </w:rPr>
+      </w:pPr>
+      <w:r>
+        <w:rPr>
+          <w:rFonts w:ascii="Courier New" w:hAnsi="Courier New" w:cs="Courier New"/>
+          <w:b/>
+          <w:bCs/>
+          <w:lang w:val="en-US"/>
+        </w:rPr>
+        <w:lastRenderedPageBreak/>
+        <w:t>202</w:t>
+      </w:r>
+      <w:r>
+        <w:rPr>
+          <w:rFonts w:ascii="Courier New" w:hAnsi="Courier New" w:cs="Courier New"/>
+          <w:b/>
+          <w:bCs/>
+          <w:lang w:val="en-US"/>
+        </w:rPr>
+        <w:t>6_04_24:</w:t>
+      </w:r>
+    </w:p>
+    <w:p>
+      <w:pPr>
+        <w:rPr>
+          <w:rFonts w:ascii="Courier New" w:hAnsi="Courier New" w:cs="Courier New"/>
+          <w:lang w:val="en-US"/>
+        </w:rPr>
+      </w:pPr>
+      <w:r>
+        <w:rPr>
+          <w:rFonts w:ascii="Courier New" w:hAnsi="Courier New" w:cs="Courier New"/>
+          <w:lang w:val="en-US"/>
+        </w:rPr>
+        <w:t xml:space="preserve">Started design of </w:t>
+      </w:r>
+      <w:r>
+        <w:rPr>
+          <w:rFonts w:ascii="Courier New" w:hAnsi="Courier New" w:cs="Courier New"/>
+          <w:lang w:val="en-US"/>
+        </w:rPr>
+        <w:t>Bald Eagle CC</w:t>
+      </w:r>
+      <w:r>
+        <w:rPr>
+          <w:rFonts w:ascii="Courier New" w:hAnsi="Courier New" w:cs="Courier New"/>
+          <w:lang w:val="en-US"/>
+        </w:rPr>
+        <w:t xml:space="preserve"> and added everything except card art (“everything except card art” is going to be the default until mentioned otherwise)</w:t>
+      </w:r>
+      <w:r>
+        <w:rPr>
+          <w:rFonts w:ascii="Courier New" w:hAnsi="Courier New" w:cs="Courier New"/>
+          <w:lang w:val="en-US"/>
+        </w:rPr>
+        <w:br/>
+        <w:t xml:space="preserve">=&gt; </w:t>
+      </w:r>
+      <w:r>
+        <w:rPr>
+          <w:rFonts w:ascii="Courier New" w:hAnsi="Courier New" w:cs="Courier New"/>
+          <w:lang w:val="en-US"/>
+        </w:rPr>
+        <w:t>Finished design of Bald Eagle CC</w:t>
+      </w:r>
+    </w:p>
+    <w:p>
+      <w:pPr>
+        <w:rPr>
+          <w:rFonts w:ascii="Courier New" w:hAnsi="Courier New" w:cs="Courier New"/>
+          <w:lang w:val="en-US"/>
+        </w:rPr>
+      </w:pPr>
+      <w:r>
+        <w:rPr>
+          <w:rFonts w:ascii="Courier New" w:hAnsi="Courier New" w:cs="Courier New"/>
+          <w:lang w:val="en-US"/>
+        </w:rPr>
+        <w:t>Started design of Crow CC</w:t>
+      </w:r>
+      <w:r>
+        <w:rPr>
+          <w:rFonts w:ascii="Courier New" w:hAnsi="Courier New" w:cs="Courier New"/>
+          <w:lang w:val="en-US"/>
+        </w:rPr>
+        <w:t xml:space="preserve"> (Added </w:t>
+      </w:r>
+      <w:r>
+        <w:rPr>
+          <w:rFonts w:ascii="Courier New" w:hAnsi="Courier New" w:cs="Courier New"/>
+          <w:lang w:val="en-US"/>
+        </w:rPr>
+        <w:t xml:space="preserve">Basic Attack </w:t>
+      </w:r>
+    </w:p>
+    <w:p>
+      <w:pPr>
+        <w:rPr>
+          <w:rFonts w:ascii="Courier New" w:hAnsi="Courier New" w:cs="Courier New"/>
+          <w:lang w:val="en-US"/>
+        </w:rPr>
+      </w:pPr>
+    </w:p>
+    <w:p>
+      <w:pPr>
+        <w:rPr>
+          <w:rFonts w:ascii="Courier New" w:hAnsi="Courier New" w:cs="Courier New"/>
+          <w:lang w:val="en-US"/>
+        </w:rPr>
+      </w:pPr>
+    </w:p>
+    <w:p>
+      <w:pPr>
+        <w:rPr>
+          <w:rFonts w:ascii="Courier New" w:hAnsi="Courier New" w:cs="Courier New"/>
+          <w:lang w:val="en-US"/>
+        </w:rPr>
+      </w:pPr>
+    </w:p>
     <w:sectPr>
       <w:pgSz w:w="11906" w:h="16838"/>
       <w:pgMar w:top="1440" w:right="1440" w:bottom="1440" w:left="1440" w:header="708" w:footer="708" w:gutter="0"/>
@@ -1518,8 +1724,123 @@
       </w:pPr>
     </w:lvl>
   </w:abstractNum>
+  <w:abstractNum w:abstractNumId="1" w15:restartNumberingAfterBreak="0">
+    <w:nsid w:val="0AC13F26"/>
+    <w:multiLevelType w:val="hybridMultilevel"/>
+    <w:tmpl w:val="5950DC2C"/>
+    <w:lvl w:ilvl="0" w:tplc="59E03B04">
+      <w:numFmt w:val="bullet"/>
+      <w:lvlText w:val=""/>
+      <w:lvlJc w:val="left"/>
+      <w:pPr>
+        <w:ind w:left="720" w:hanging="360"/>
+      </w:pPr>
+      <w:rPr>
+        <w:rFonts w:ascii="Wingdings" w:eastAsiaTheme="minorHAnsi" w:hAnsi="Wingdings" w:cs="Courier New" w:hint="default"/>
+      </w:rPr>
+    </w:lvl>
+    <w:lvl w:ilvl="1" w:tplc="08070003" w:tentative="1">
+      <w:start w:val="1"/>
+      <w:numFmt w:val="bullet"/>
+      <w:lvlText w:val="o"/>
+      <w:lvlJc w:val="left"/>
+      <w:pPr>
+        <w:ind w:left="1440" w:hanging="360"/>
+      </w:pPr>
+      <w:rPr>
+        <w:rFonts w:ascii="Courier New" w:hAnsi="Courier New" w:cs="Courier New" w:hint="default"/>
+      </w:rPr>
+    </w:lvl>
+    <w:lvl w:ilvl="2" w:tplc="08070005" w:tentative="1">
+      <w:start w:val="1"/>
+      <w:numFmt w:val="bullet"/>
+      <w:lvlText w:val=""/>
+      <w:lvlJc w:val="left"/>
+      <w:pPr>
+        <w:ind w:left="2160" w:hanging="360"/>
+      </w:pPr>
+      <w:rPr>
+        <w:rFonts w:ascii="Wingdings" w:hAnsi="Wingdings" w:hint="default"/>
+      </w:rPr>
+    </w:lvl>
+    <w:lvl w:ilvl="3" w:tplc="08070001" w:tentative="1">
+      <w:start w:val="1"/>
+      <w:numFmt w:val="bullet"/>
+      <w:lvlText w:val=""/>
+      <w:lvlJc w:val="left"/>
+      <w:pPr>
+        <w:ind w:left="2880" w:hanging="360"/>
+      </w:pPr>
+      <w:rPr>
+        <w:rFonts w:ascii="Symbol" w:hAnsi="Symbol" w:hint="default"/>
+      </w:rPr>
+    </w:lvl>
+    <w:lvl w:ilvl="4" w:tplc="08070003" w:tentative="1">
+      <w:start w:val="1"/>
+      <w:numFmt w:val="bullet"/>
+      <w:lvlText w:val="o"/>
+      <w:lvlJc w:val="left"/>
+      <w:pPr>
+        <w:ind w:left="3600" w:hanging="360"/>
+      </w:pPr>
+      <w:rPr>
+        <w:rFonts w:ascii="Courier New" w:hAnsi="Courier New" w:cs="Courier New" w:hint="default"/>
+      </w:rPr>
+    </w:lvl>
+    <w:lvl w:ilvl="5" w:tplc="08070005" w:tentative="1">
+      <w:start w:val="1"/>
+      <w:numFmt w:val="bullet"/>
+      <w:lvlText w:val=""/>
+      <w:lvlJc w:val="left"/>
+      <w:pPr>
+        <w:ind w:left="4320" w:hanging="360"/>
+      </w:pPr>
+      <w:rPr>
+        <w:rFonts w:ascii="Wingdings" w:hAnsi="Wingdings" w:hint="default"/>
+      </w:rPr>
+    </w:lvl>
+    <w:lvl w:ilvl="6" w:tplc="08070001" w:tentative="1">
+      <w:start w:val="1"/>
+      <w:numFmt w:val="bullet"/>
+      <w:lvlText w:val=""/>
+      <w:lvlJc w:val="left"/>
+      <w:pPr>
+        <w:ind w:left="5040" w:hanging="360"/>
+      </w:pPr>
+      <w:rPr>
+        <w:rFonts w:ascii="Symbol" w:hAnsi="Symbol" w:hint="default"/>
+      </w:rPr>
+    </w:lvl>
+    <w:lvl w:ilvl="7" w:tplc="08070003" w:tentative="1">
+      <w:start w:val="1"/>
+      <w:numFmt w:val="bullet"/>
+      <w:lvlText w:val="o"/>
+      <w:lvlJc w:val="left"/>
+      <w:pPr>
+        <w:ind w:left="5760" w:hanging="360"/>
+      </w:pPr>
+      <w:rPr>
+        <w:rFonts w:ascii="Courier New" w:hAnsi="Courier New" w:cs="Courier New" w:hint="default"/>
+      </w:rPr>
+    </w:lvl>
+    <w:lvl w:ilvl="8" w:tplc="08070005" w:tentative="1">
+      <w:start w:val="1"/>
+      <w:numFmt w:val="bullet"/>
+      <w:lvlText w:val=""/>
+      <w:lvlJc w:val="left"/>
+      <w:pPr>
+        <w:ind w:left="6480" w:hanging="360"/>
+      </w:pPr>
+      <w:rPr>
+        <w:rFonts w:ascii="Wingdings" w:hAnsi="Wingdings" w:hint="default"/>
+      </w:rPr>
+    </w:lvl>
+  </w:abstractNum>
   <w:num w:numId="1" w16cid:durableId="37556622">
     <w:abstractNumId w:val="0"/>
+  </w:num>
+  <w:num w:numId="2" w16cid:durableId="1412846531">
+    <w:abstractNumId w:val="1"/>
   </w:num>
 </w:numbering>
 </file>

--- a/Arbeitsjournal Maturarbeit.docx
+++ b/Arbeitsjournal Maturarbeit.docx
@@ -12,7 +12,6 @@
           <w:lang w:val="en-US"/>
         </w:rPr>
       </w:pPr>
-      <w:proofErr w:type="spellStart"/>
       <w:r>
         <w:rPr>
           <w:rFonts w:ascii="Courier New" w:hAnsi="Courier New" w:cs="Courier New"/>
@@ -21,18 +20,7 @@
           <w:u w:val="single"/>
           <w:lang w:val="en-US"/>
         </w:rPr>
-        <w:t>Arbeitsjournal</w:t>
-      </w:r>
-      <w:proofErr w:type="spellEnd"/>
-      <w:r>
-        <w:rPr>
-          <w:rFonts w:ascii="Courier New" w:hAnsi="Courier New" w:cs="Courier New"/>
-          <w:b/>
-          <w:bCs/>
-          <w:u w:val="single"/>
-          <w:lang w:val="en-US"/>
-        </w:rPr>
-        <w:t xml:space="preserve"> Maturarbeit</w:t>
+        <w:t>Arbeitsjournal Maturarbeit</w:t>
       </w:r>
     </w:p>
     <w:p>
@@ -634,23 +622,7 @@
           <w:rFonts w:ascii="Courier New" w:hAnsi="Courier New" w:cs="Courier New"/>
           <w:lang w:val="en-US"/>
         </w:rPr>
-        <w:t>agreement for the project =&gt; “</w:t>
-      </w:r>
-      <w:proofErr w:type="spellStart"/>
-      <w:r>
-        <w:rPr>
-          <w:rFonts w:ascii="Courier New" w:hAnsi="Courier New" w:cs="Courier New"/>
-          <w:lang w:val="en-US"/>
-        </w:rPr>
-        <w:t>Vereinbarung.xopp</w:t>
-      </w:r>
-      <w:proofErr w:type="spellEnd"/>
-      <w:r>
-        <w:rPr>
-          <w:rFonts w:ascii="Courier New" w:hAnsi="Courier New" w:cs="Courier New"/>
-          <w:lang w:val="en-US"/>
-        </w:rPr>
-        <w:t>”/.pdf</w:t>
+        <w:t>agreement for the project =&gt; “Vereinbarung.xopp”/.pdf</w:t>
       </w:r>
     </w:p>
     <w:p>
@@ -1589,39 +1561,141 @@
           <w:rFonts w:ascii="Courier New" w:hAnsi="Courier New" w:cs="Courier New"/>
           <w:lang w:val="en-US"/>
         </w:rPr>
-        <w:t xml:space="preserve"> (Added </w:t>
-      </w:r>
-      <w:r>
-        <w:rPr>
-          <w:rFonts w:ascii="Courier New" w:hAnsi="Courier New" w:cs="Courier New"/>
-          <w:lang w:val="en-US"/>
-        </w:rPr>
-        <w:t xml:space="preserve">Basic Attack </w:t>
-      </w:r>
-    </w:p>
-    <w:p>
-      <w:pPr>
-        <w:rPr>
-          <w:rFonts w:ascii="Courier New" w:hAnsi="Courier New" w:cs="Courier New"/>
-          <w:lang w:val="en-US"/>
-        </w:rPr>
-      </w:pPr>
-    </w:p>
-    <w:p>
-      <w:pPr>
-        <w:rPr>
-          <w:rFonts w:ascii="Courier New" w:hAnsi="Courier New" w:cs="Courier New"/>
-          <w:lang w:val="en-US"/>
-        </w:rPr>
-      </w:pPr>
-    </w:p>
-    <w:p>
-      <w:pPr>
-        <w:rPr>
-          <w:rFonts w:ascii="Courier New" w:hAnsi="Courier New" w:cs="Courier New"/>
-          <w:lang w:val="en-US"/>
-        </w:rPr>
-      </w:pPr>
+        <w:t xml:space="preserve"> </w:t>
+      </w:r>
+    </w:p>
+    <w:p>
+      <w:pPr>
+        <w:rPr>
+          <w:rFonts w:ascii="Courier New" w:hAnsi="Courier New" w:cs="Courier New"/>
+          <w:lang w:val="en-US"/>
+        </w:rPr>
+      </w:pPr>
+      <w:r>
+        <w:rPr>
+          <w:rFonts w:ascii="Courier New" w:hAnsi="Courier New" w:cs="Courier New"/>
+          <w:lang w:val="en-US"/>
+        </w:rPr>
+        <w:t>Finished design of Crow CC</w:t>
+      </w:r>
+    </w:p>
+    <w:p>
+      <w:pPr>
+        <w:rPr>
+          <w:rFonts w:ascii="Courier New" w:hAnsi="Courier New" w:cs="Courier New"/>
+          <w:lang w:val="en-US"/>
+        </w:rPr>
+      </w:pPr>
+    </w:p>
+    <w:p>
+      <w:pPr>
+        <w:rPr>
+          <w:rFonts w:ascii="Courier New" w:hAnsi="Courier New" w:cs="Courier New"/>
+          <w:b/>
+          <w:bCs/>
+          <w:lang w:val="en-US"/>
+        </w:rPr>
+      </w:pPr>
+      <w:r>
+        <w:rPr>
+          <w:rFonts w:ascii="Courier New" w:hAnsi="Courier New" w:cs="Courier New"/>
+          <w:b/>
+          <w:bCs/>
+          <w:lang w:val="en-US"/>
+        </w:rPr>
+        <w:t>2026_</w:t>
+      </w:r>
+      <w:r>
+        <w:rPr>
+          <w:rFonts w:ascii="Courier New" w:hAnsi="Courier New" w:cs="Courier New"/>
+          <w:b/>
+          <w:bCs/>
+          <w:lang w:val="en-US"/>
+        </w:rPr>
+        <w:t>04_27:</w:t>
+      </w:r>
+    </w:p>
+    <w:p>
+      <w:pPr>
+        <w:rPr>
+          <w:rFonts w:ascii="Courier New" w:hAnsi="Courier New" w:cs="Courier New"/>
+          <w:lang w:val="en-US"/>
+        </w:rPr>
+      </w:pPr>
+      <w:r>
+        <w:rPr>
+          <w:rFonts w:ascii="Courier New" w:hAnsi="Courier New" w:cs="Courier New"/>
+          <w:lang w:val="en-US"/>
+        </w:rPr>
+        <w:t>Started design of Mole CC</w:t>
+      </w:r>
+      <w:r>
+        <w:rPr>
+          <w:rFonts w:ascii="Courier New" w:hAnsi="Courier New" w:cs="Courier New"/>
+          <w:lang w:val="en-US"/>
+        </w:rPr>
+        <w:t xml:space="preserve"> </w:t>
+      </w:r>
+    </w:p>
+    <w:p>
+      <w:pPr>
+        <w:rPr>
+          <w:rFonts w:ascii="Courier New" w:hAnsi="Courier New" w:cs="Courier New"/>
+          <w:lang w:val="en-US"/>
+        </w:rPr>
+      </w:pPr>
+      <w:r>
+        <w:rPr>
+          <w:rFonts w:ascii="Courier New" w:hAnsi="Courier New" w:cs="Courier New"/>
+          <w:lang w:val="en-US"/>
+        </w:rPr>
+        <w:t>Finished design of Mole CC</w:t>
+      </w:r>
+    </w:p>
+    <w:p>
+      <w:pPr>
+        <w:rPr>
+          <w:rFonts w:ascii="Courier New" w:hAnsi="Courier New" w:cs="Courier New"/>
+          <w:lang w:val="en-US"/>
+        </w:rPr>
+      </w:pPr>
+      <w:r>
+        <w:rPr>
+          <w:rFonts w:ascii="Courier New" w:hAnsi="Courier New" w:cs="Courier New"/>
+          <w:lang w:val="en-US"/>
+        </w:rPr>
+        <w:t>Started design of Cheetah CC</w:t>
+      </w:r>
+    </w:p>
+    <w:p>
+      <w:pPr>
+        <w:rPr>
+          <w:rFonts w:ascii="Courier New" w:hAnsi="Courier New" w:cs="Courier New"/>
+          <w:lang w:val="en-US"/>
+        </w:rPr>
+      </w:pPr>
+      <w:r>
+        <w:rPr>
+          <w:rFonts w:ascii="Courier New" w:hAnsi="Courier New" w:cs="Courier New"/>
+          <w:lang w:val="en-US"/>
+        </w:rPr>
+        <w:t>Finished design of Cheetah CC</w:t>
+      </w:r>
+    </w:p>
+    <w:p>
+      <w:pPr>
+        <w:rPr>
+          <w:rFonts w:ascii="Courier New" w:hAnsi="Courier New" w:cs="Courier New"/>
+          <w:lang w:val="en-US"/>
+        </w:rPr>
+      </w:pPr>
+      <w:r>
+        <w:rPr>
+          <w:rFonts w:ascii="Courier New" w:hAnsi="Courier New" w:cs="Courier New"/>
+          <w:lang w:val="en-US"/>
+        </w:rPr>
+        <w:t>Started design of Viper CC</w:t>
+      </w:r>
     </w:p>
     <w:sectPr>
       <w:pgSz w:w="11906" w:h="16838"/>

--- a/Arbeitsjournal Maturarbeit.docx
+++ b/Arbeitsjournal Maturarbeit.docx
@@ -12,6 +12,7 @@
           <w:lang w:val="en-US"/>
         </w:rPr>
       </w:pPr>
+      <w:proofErr w:type="spellStart"/>
       <w:r>
         <w:rPr>
           <w:rFonts w:ascii="Courier New" w:hAnsi="Courier New" w:cs="Courier New"/>
@@ -20,7 +21,18 @@
           <w:u w:val="single"/>
           <w:lang w:val="en-US"/>
         </w:rPr>
-        <w:t>Arbeitsjournal Maturarbeit</w:t>
+        <w:t>Arbeitsjournal</w:t>
+      </w:r>
+      <w:proofErr w:type="spellEnd"/>
+      <w:r>
+        <w:rPr>
+          <w:rFonts w:ascii="Courier New" w:hAnsi="Courier New" w:cs="Courier New"/>
+          <w:b/>
+          <w:bCs/>
+          <w:u w:val="single"/>
+          <w:lang w:val="en-US"/>
+        </w:rPr>
+        <w:t xml:space="preserve"> Maturarbeit</w:t>
       </w:r>
     </w:p>
     <w:p>
@@ -622,7 +634,23 @@
           <w:rFonts w:ascii="Courier New" w:hAnsi="Courier New" w:cs="Courier New"/>
           <w:lang w:val="en-US"/>
         </w:rPr>
-        <w:t>agreement for the project =&gt; “Vereinbarung.xopp”/.pdf</w:t>
+        <w:t>agreement for the project =&gt; “</w:t>
+      </w:r>
+      <w:proofErr w:type="spellStart"/>
+      <w:r>
+        <w:rPr>
+          <w:rFonts w:ascii="Courier New" w:hAnsi="Courier New" w:cs="Courier New"/>
+          <w:lang w:val="en-US"/>
+        </w:rPr>
+        <w:t>Vereinbarung.xopp</w:t>
+      </w:r>
+      <w:proofErr w:type="spellEnd"/>
+      <w:r>
+        <w:rPr>
+          <w:rFonts w:ascii="Courier New" w:hAnsi="Courier New" w:cs="Courier New"/>
+          <w:lang w:val="en-US"/>
+        </w:rPr>
+        <w:t>”/.pdf</w:t>
       </w:r>
     </w:p>
     <w:p>
@@ -1695,6 +1723,175 @@
           <w:lang w:val="en-US"/>
         </w:rPr>
         <w:t>Started design of Viper CC</w:t>
+      </w:r>
+    </w:p>
+    <w:p>
+      <w:pPr>
+        <w:rPr>
+          <w:rFonts w:ascii="Courier New" w:hAnsi="Courier New" w:cs="Courier New"/>
+          <w:lang w:val="en-US"/>
+        </w:rPr>
+      </w:pPr>
+    </w:p>
+    <w:p>
+      <w:pPr>
+        <w:rPr>
+          <w:rFonts w:ascii="Courier New" w:hAnsi="Courier New" w:cs="Courier New"/>
+          <w:b/>
+          <w:bCs/>
+          <w:lang w:val="en-US"/>
+        </w:rPr>
+      </w:pPr>
+      <w:r>
+        <w:rPr>
+          <w:rFonts w:ascii="Courier New" w:hAnsi="Courier New" w:cs="Courier New"/>
+          <w:b/>
+          <w:bCs/>
+          <w:lang w:val="en-US"/>
+        </w:rPr>
+        <w:t>2026_04_28:</w:t>
+      </w:r>
+    </w:p>
+    <w:p>
+      <w:pPr>
+        <w:rPr>
+          <w:rFonts w:ascii="Courier New" w:hAnsi="Courier New" w:cs="Courier New"/>
+          <w:lang w:val="en-US"/>
+        </w:rPr>
+      </w:pPr>
+      <w:r>
+        <w:rPr>
+          <w:rFonts w:ascii="Courier New" w:hAnsi="Courier New" w:cs="Courier New"/>
+          <w:lang w:val="en-US"/>
+        </w:rPr>
+        <w:t>Finished design of Viper CC</w:t>
+      </w:r>
+    </w:p>
+    <w:p>
+      <w:pPr>
+        <w:rPr>
+          <w:rFonts w:ascii="Courier New" w:hAnsi="Courier New" w:cs="Courier New"/>
+          <w:lang w:val="en-US"/>
+        </w:rPr>
+      </w:pPr>
+      <w:r>
+        <w:rPr>
+          <w:rFonts w:ascii="Courier New" w:hAnsi="Courier New" w:cs="Courier New"/>
+          <w:lang w:val="en-US"/>
+        </w:rPr>
+        <w:t xml:space="preserve">Started design of </w:t>
+      </w:r>
+      <w:r>
+        <w:rPr>
+          <w:rFonts w:ascii="Courier New" w:hAnsi="Courier New" w:cs="Courier New"/>
+          <w:lang w:val="en-US"/>
+        </w:rPr>
+        <w:t>Narwhal CC</w:t>
+      </w:r>
+    </w:p>
+    <w:p>
+      <w:pPr>
+        <w:rPr>
+          <w:rFonts w:ascii="Courier New" w:hAnsi="Courier New" w:cs="Courier New"/>
+          <w:lang w:val="en-US"/>
+        </w:rPr>
+      </w:pPr>
+      <w:r>
+        <w:rPr>
+          <w:rFonts w:ascii="Courier New" w:hAnsi="Courier New" w:cs="Courier New"/>
+          <w:lang w:val="en-US"/>
+        </w:rPr>
+        <w:t>Finished design of Narwhal CC</w:t>
+      </w:r>
+    </w:p>
+    <w:p>
+      <w:pPr>
+        <w:rPr>
+          <w:rFonts w:ascii="Courier New" w:hAnsi="Courier New" w:cs="Courier New"/>
+          <w:lang w:val="en-US"/>
+        </w:rPr>
+      </w:pPr>
+      <w:r>
+        <w:rPr>
+          <w:rFonts w:ascii="Courier New" w:hAnsi="Courier New" w:cs="Courier New"/>
+          <w:lang w:val="en-US"/>
+        </w:rPr>
+        <w:t>Started design of Frog CC</w:t>
+      </w:r>
+    </w:p>
+    <w:p>
+      <w:pPr>
+        <w:rPr>
+          <w:rFonts w:ascii="Courier New" w:hAnsi="Courier New" w:cs="Courier New"/>
+          <w:lang w:val="en-US"/>
+        </w:rPr>
+      </w:pPr>
+      <w:r>
+        <w:rPr>
+          <w:rFonts w:ascii="Courier New" w:hAnsi="Courier New" w:cs="Courier New"/>
+          <w:lang w:val="en-US"/>
+        </w:rPr>
+        <w:t>Finished design of Frog CC</w:t>
+      </w:r>
+    </w:p>
+    <w:p>
+      <w:pPr>
+        <w:rPr>
+          <w:rFonts w:ascii="Courier New" w:hAnsi="Courier New" w:cs="Courier New"/>
+          <w:lang w:val="en-US"/>
+        </w:rPr>
+      </w:pPr>
+      <w:r>
+        <w:rPr>
+          <w:rFonts w:ascii="Courier New" w:hAnsi="Courier New" w:cs="Courier New"/>
+          <w:lang w:val="en-US"/>
+        </w:rPr>
+        <w:t>Started design of Octopus CC</w:t>
+      </w:r>
+    </w:p>
+    <w:p>
+      <w:pPr>
+        <w:rPr>
+          <w:rFonts w:ascii="Courier New" w:hAnsi="Courier New" w:cs="Courier New"/>
+          <w:lang w:val="en-US"/>
+        </w:rPr>
+      </w:pPr>
+      <w:r>
+        <w:rPr>
+          <w:rFonts w:ascii="Courier New" w:hAnsi="Courier New" w:cs="Courier New"/>
+          <w:lang w:val="en-US"/>
+        </w:rPr>
+        <w:t>Finished design of Octopus CC</w:t>
+      </w:r>
+    </w:p>
+    <w:p>
+      <w:pPr>
+        <w:rPr>
+          <w:rFonts w:ascii="Courier New" w:hAnsi="Courier New" w:cs="Courier New"/>
+          <w:lang w:val="en-US"/>
+        </w:rPr>
+      </w:pPr>
+      <w:r>
+        <w:rPr>
+          <w:rFonts w:ascii="Courier New" w:hAnsi="Courier New" w:cs="Courier New"/>
+          <w:lang w:val="en-US"/>
+        </w:rPr>
+        <w:t>Started design of Mockingbird CC</w:t>
+      </w:r>
+    </w:p>
+    <w:p>
+      <w:pPr>
+        <w:rPr>
+          <w:rFonts w:ascii="Courier New" w:hAnsi="Courier New" w:cs="Courier New"/>
+          <w:lang w:val="en-US"/>
+        </w:rPr>
+      </w:pPr>
+      <w:r>
+        <w:rPr>
+          <w:rFonts w:ascii="Courier New" w:hAnsi="Courier New" w:cs="Courier New"/>
+          <w:lang w:val="en-US"/>
+        </w:rPr>
+        <w:t>Finished design of Mockingbird CC</w:t>
       </w:r>
     </w:p>
     <w:sectPr>

--- a/Arbeitsjournal Maturarbeit.docx
+++ b/Arbeitsjournal Maturarbeit.docx
@@ -1893,6 +1893,237 @@
         </w:rPr>
         <w:t>Finished design of Mockingbird CC</w:t>
       </w:r>
+    </w:p>
+    <w:p>
+      <w:pPr>
+        <w:rPr>
+          <w:rFonts w:ascii="Courier New" w:hAnsi="Courier New" w:cs="Courier New"/>
+          <w:lang w:val="en-US"/>
+        </w:rPr>
+      </w:pPr>
+      <w:r>
+        <w:rPr>
+          <w:rFonts w:ascii="Courier New" w:hAnsi="Courier New" w:cs="Courier New"/>
+          <w:lang w:val="en-US"/>
+        </w:rPr>
+        <w:t>Started design of Emu CC</w:t>
+      </w:r>
+    </w:p>
+    <w:p>
+      <w:pPr>
+        <w:rPr>
+          <w:rFonts w:ascii="Courier New" w:hAnsi="Courier New" w:cs="Courier New"/>
+          <w:lang w:val="en-US"/>
+        </w:rPr>
+      </w:pPr>
+    </w:p>
+    <w:p>
+      <w:pPr>
+        <w:rPr>
+          <w:rFonts w:ascii="Courier New" w:hAnsi="Courier New" w:cs="Courier New"/>
+          <w:b/>
+          <w:bCs/>
+          <w:lang w:val="en-US"/>
+        </w:rPr>
+      </w:pPr>
+      <w:r>
+        <w:rPr>
+          <w:rFonts w:ascii="Courier New" w:hAnsi="Courier New" w:cs="Courier New"/>
+          <w:b/>
+          <w:bCs/>
+          <w:lang w:val="en-US"/>
+        </w:rPr>
+        <w:t>2026_04_29:</w:t>
+      </w:r>
+    </w:p>
+    <w:p>
+      <w:pPr>
+        <w:rPr>
+          <w:rFonts w:ascii="Courier New" w:hAnsi="Courier New" w:cs="Courier New"/>
+          <w:lang w:val="en-US"/>
+        </w:rPr>
+      </w:pPr>
+      <w:r>
+        <w:rPr>
+          <w:rFonts w:ascii="Courier New" w:hAnsi="Courier New" w:cs="Courier New"/>
+          <w:lang w:val="en-US"/>
+        </w:rPr>
+        <w:t>Finished design of Emu CC</w:t>
+      </w:r>
+    </w:p>
+    <w:p>
+      <w:pPr>
+        <w:rPr>
+          <w:rFonts w:ascii="Courier New" w:hAnsi="Courier New" w:cs="Courier New"/>
+          <w:lang w:val="en-US"/>
+        </w:rPr>
+      </w:pPr>
+      <w:r>
+        <w:rPr>
+          <w:rFonts w:ascii="Courier New" w:hAnsi="Courier New" w:cs="Courier New"/>
+          <w:lang w:val="en-US"/>
+        </w:rPr>
+        <w:t>Started design of Owl CC</w:t>
+      </w:r>
+    </w:p>
+    <w:p>
+      <w:pPr>
+        <w:rPr>
+          <w:rFonts w:ascii="Courier New" w:hAnsi="Courier New" w:cs="Courier New"/>
+          <w:lang w:val="en-US"/>
+        </w:rPr>
+      </w:pPr>
+      <w:r>
+        <w:rPr>
+          <w:rFonts w:ascii="Courier New" w:hAnsi="Courier New" w:cs="Courier New"/>
+          <w:lang w:val="en-US"/>
+        </w:rPr>
+        <w:lastRenderedPageBreak/>
+        <w:t>Finished design of Owl CC</w:t>
+      </w:r>
+    </w:p>
+    <w:p>
+      <w:pPr>
+        <w:rPr>
+          <w:rFonts w:ascii="Courier New" w:hAnsi="Courier New" w:cs="Courier New"/>
+          <w:lang w:val="en-US"/>
+        </w:rPr>
+      </w:pPr>
+      <w:r>
+        <w:rPr>
+          <w:rFonts w:ascii="Courier New" w:hAnsi="Courier New" w:cs="Courier New"/>
+          <w:lang w:val="en-US"/>
+        </w:rPr>
+        <w:t>Started design of Hedgehog CC</w:t>
+      </w:r>
+    </w:p>
+    <w:p>
+      <w:pPr>
+        <w:rPr>
+          <w:rFonts w:ascii="Courier New" w:hAnsi="Courier New" w:cs="Courier New"/>
+          <w:lang w:val="en-US"/>
+        </w:rPr>
+      </w:pPr>
+      <w:r>
+        <w:rPr>
+          <w:rFonts w:ascii="Courier New" w:hAnsi="Courier New" w:cs="Courier New"/>
+          <w:lang w:val="en-US"/>
+        </w:rPr>
+        <w:t>Finished design of Hedgehog CC</w:t>
+      </w:r>
+    </w:p>
+    <w:p>
+      <w:pPr>
+        <w:rPr>
+          <w:rFonts w:ascii="Courier New" w:hAnsi="Courier New" w:cs="Courier New"/>
+          <w:lang w:val="en-US"/>
+        </w:rPr>
+      </w:pPr>
+      <w:r>
+        <w:rPr>
+          <w:rFonts w:ascii="Courier New" w:hAnsi="Courier New" w:cs="Courier New"/>
+          <w:lang w:val="en-US"/>
+        </w:rPr>
+        <w:t>Started design of Lion CC</w:t>
+      </w:r>
+    </w:p>
+    <w:p>
+      <w:pPr>
+        <w:rPr>
+          <w:rFonts w:ascii="Courier New" w:hAnsi="Courier New" w:cs="Courier New"/>
+          <w:lang w:val="en-US"/>
+        </w:rPr>
+      </w:pPr>
+      <w:r>
+        <w:rPr>
+          <w:rFonts w:ascii="Courier New" w:hAnsi="Courier New" w:cs="Courier New"/>
+          <w:lang w:val="en-US"/>
+        </w:rPr>
+        <w:t>Finished design of Lion CC</w:t>
+      </w:r>
+    </w:p>
+    <w:p>
+      <w:pPr>
+        <w:rPr>
+          <w:rFonts w:ascii="Courier New" w:hAnsi="Courier New" w:cs="Courier New"/>
+          <w:lang w:val="en-US"/>
+        </w:rPr>
+      </w:pPr>
+      <w:r>
+        <w:rPr>
+          <w:rFonts w:ascii="Courier New" w:hAnsi="Courier New" w:cs="Courier New"/>
+          <w:lang w:val="en-US"/>
+        </w:rPr>
+        <w:t>Started design of Kangaroo CC</w:t>
+      </w:r>
+    </w:p>
+    <w:p>
+      <w:pPr>
+        <w:rPr>
+          <w:rFonts w:ascii="Courier New" w:hAnsi="Courier New" w:cs="Courier New"/>
+          <w:lang w:val="en-US"/>
+        </w:rPr>
+      </w:pPr>
+      <w:r>
+        <w:rPr>
+          <w:rFonts w:ascii="Courier New" w:hAnsi="Courier New" w:cs="Courier New"/>
+          <w:lang w:val="en-US"/>
+        </w:rPr>
+        <w:t>Finished design of Kangaroo CC</w:t>
+      </w:r>
+    </w:p>
+    <w:p>
+      <w:pPr>
+        <w:rPr>
+          <w:rFonts w:ascii="Courier New" w:hAnsi="Courier New" w:cs="Courier New"/>
+          <w:lang w:val="en-US"/>
+        </w:rPr>
+      </w:pPr>
+      <w:r>
+        <w:rPr>
+          <w:rFonts w:ascii="Courier New" w:hAnsi="Courier New" w:cs="Courier New"/>
+          <w:lang w:val="en-US"/>
+        </w:rPr>
+        <w:t>Started design of Crab CC</w:t>
+      </w:r>
+    </w:p>
+    <w:p>
+      <w:pPr>
+        <w:rPr>
+          <w:rFonts w:ascii="Courier New" w:hAnsi="Courier New" w:cs="Courier New"/>
+          <w:lang w:val="en-US"/>
+        </w:rPr>
+      </w:pPr>
+      <w:r>
+        <w:rPr>
+          <w:rFonts w:ascii="Courier New" w:hAnsi="Courier New" w:cs="Courier New"/>
+          <w:lang w:val="en-US"/>
+        </w:rPr>
+        <w:t>Finished design of Crab CC</w:t>
+      </w:r>
+    </w:p>
+    <w:p>
+      <w:pPr>
+        <w:rPr>
+          <w:rFonts w:ascii="Courier New" w:hAnsi="Courier New" w:cs="Courier New"/>
+          <w:lang w:val="en-US"/>
+        </w:rPr>
+      </w:pPr>
+      <w:r>
+        <w:rPr>
+          <w:rFonts w:ascii="Courier New" w:hAnsi="Courier New" w:cs="Courier New"/>
+          <w:lang w:val="en-US"/>
+        </w:rPr>
+        <w:t>Started design of Swordfish CC</w:t>
+      </w:r>
+    </w:p>
+    <w:p>
+      <w:pPr>
+        <w:rPr>
+          <w:rFonts w:ascii="Courier New" w:hAnsi="Courier New" w:cs="Courier New"/>
+          <w:lang w:val="en-US"/>
+        </w:rPr>
+      </w:pPr>
     </w:p>
     <w:sectPr>
       <w:pgSz w:w="11906" w:h="16838"/>

--- a/Arbeitsjournal Maturarbeit.docx
+++ b/Arbeitsjournal Maturarbeit.docx
@@ -12,7 +12,6 @@
           <w:lang w:val="en-US"/>
         </w:rPr>
       </w:pPr>
-      <w:proofErr w:type="spellStart"/>
       <w:r>
         <w:rPr>
           <w:rFonts w:ascii="Courier New" w:hAnsi="Courier New" w:cs="Courier New"/>
@@ -21,18 +20,7 @@
           <w:u w:val="single"/>
           <w:lang w:val="en-US"/>
         </w:rPr>
-        <w:t>Arbeitsjournal</w:t>
-      </w:r>
-      <w:proofErr w:type="spellEnd"/>
-      <w:r>
-        <w:rPr>
-          <w:rFonts w:ascii="Courier New" w:hAnsi="Courier New" w:cs="Courier New"/>
-          <w:b/>
-          <w:bCs/>
-          <w:u w:val="single"/>
-          <w:lang w:val="en-US"/>
-        </w:rPr>
-        <w:t xml:space="preserve"> Maturarbeit</w:t>
+        <w:t>Arbeitsjournal Maturarbeit</w:t>
       </w:r>
     </w:p>
     <w:p>
@@ -634,23 +622,7 @@
           <w:rFonts w:ascii="Courier New" w:hAnsi="Courier New" w:cs="Courier New"/>
           <w:lang w:val="en-US"/>
         </w:rPr>
-        <w:t>agreement for the project =&gt; “</w:t>
-      </w:r>
-      <w:proofErr w:type="spellStart"/>
-      <w:r>
-        <w:rPr>
-          <w:rFonts w:ascii="Courier New" w:hAnsi="Courier New" w:cs="Courier New"/>
-          <w:lang w:val="en-US"/>
-        </w:rPr>
-        <w:t>Vereinbarung.xopp</w:t>
-      </w:r>
-      <w:proofErr w:type="spellEnd"/>
-      <w:r>
-        <w:rPr>
-          <w:rFonts w:ascii="Courier New" w:hAnsi="Courier New" w:cs="Courier New"/>
-          <w:lang w:val="en-US"/>
-        </w:rPr>
-        <w:t>”/.pdf</w:t>
+        <w:t>agreement for the project =&gt; “Vereinbarung.xopp”/.pdf</w:t>
       </w:r>
     </w:p>
     <w:p>
@@ -2124,6 +2096,130 @@
           <w:lang w:val="en-US"/>
         </w:rPr>
       </w:pPr>
+    </w:p>
+    <w:p>
+      <w:pPr>
+        <w:rPr>
+          <w:rFonts w:ascii="Courier New" w:hAnsi="Courier New" w:cs="Courier New"/>
+          <w:b/>
+          <w:bCs/>
+          <w:lang w:val="en-US"/>
+        </w:rPr>
+      </w:pPr>
+      <w:r>
+        <w:rPr>
+          <w:rFonts w:ascii="Courier New" w:hAnsi="Courier New" w:cs="Courier New"/>
+          <w:b/>
+          <w:bCs/>
+          <w:lang w:val="en-US"/>
+        </w:rPr>
+        <w:t>2026_04_30:</w:t>
+      </w:r>
+    </w:p>
+    <w:p>
+      <w:pPr>
+        <w:rPr>
+          <w:rFonts w:ascii="Courier New" w:hAnsi="Courier New" w:cs="Courier New"/>
+          <w:lang w:val="en-US"/>
+        </w:rPr>
+      </w:pPr>
+      <w:r>
+        <w:rPr>
+          <w:rFonts w:ascii="Courier New" w:hAnsi="Courier New" w:cs="Courier New"/>
+          <w:lang w:val="en-US"/>
+        </w:rPr>
+        <w:t>Finished design of Swordfish CC</w:t>
+      </w:r>
+    </w:p>
+    <w:p>
+      <w:pPr>
+        <w:rPr>
+          <w:rFonts w:ascii="Courier New" w:hAnsi="Courier New" w:cs="Courier New"/>
+          <w:lang w:val="en-US"/>
+        </w:rPr>
+      </w:pPr>
+      <w:r>
+        <w:rPr>
+          <w:rFonts w:ascii="Courier New" w:hAnsi="Courier New" w:cs="Courier New"/>
+          <w:lang w:val="en-US"/>
+        </w:rPr>
+        <w:t>Started design of Walrus CC</w:t>
+      </w:r>
+    </w:p>
+    <w:p>
+      <w:pPr>
+        <w:rPr>
+          <w:rFonts w:ascii="Courier New" w:hAnsi="Courier New" w:cs="Courier New"/>
+          <w:lang w:val="en-US"/>
+        </w:rPr>
+      </w:pPr>
+      <w:r>
+        <w:rPr>
+          <w:rFonts w:ascii="Courier New" w:hAnsi="Courier New" w:cs="Courier New"/>
+          <w:lang w:val="en-US"/>
+        </w:rPr>
+        <w:t>Finished design of Walrus CC</w:t>
+      </w:r>
+    </w:p>
+    <w:p>
+      <w:pPr>
+        <w:rPr>
+          <w:rFonts w:ascii="Courier New" w:hAnsi="Courier New" w:cs="Courier New"/>
+          <w:lang w:val="en-US"/>
+        </w:rPr>
+      </w:pPr>
+      <w:r>
+        <w:rPr>
+          <w:rFonts w:ascii="Courier New" w:hAnsi="Courier New" w:cs="Courier New"/>
+          <w:lang w:val="en-US"/>
+        </w:rPr>
+        <w:t>Started design of Kiwi CC</w:t>
+      </w:r>
+    </w:p>
+    <w:p>
+      <w:pPr>
+        <w:rPr>
+          <w:rFonts w:ascii="Courier New" w:hAnsi="Courier New" w:cs="Courier New"/>
+          <w:lang w:val="en-US"/>
+        </w:rPr>
+      </w:pPr>
+      <w:r>
+        <w:rPr>
+          <w:rFonts w:ascii="Courier New" w:hAnsi="Courier New" w:cs="Courier New"/>
+          <w:lang w:val="en-US"/>
+        </w:rPr>
+        <w:t>Finished design of Kiwi CC</w:t>
+      </w:r>
+    </w:p>
+    <w:p>
+      <w:pPr>
+        <w:rPr>
+          <w:rFonts w:ascii="Courier New" w:hAnsi="Courier New" w:cs="Courier New"/>
+          <w:lang w:val="en-US"/>
+        </w:rPr>
+      </w:pPr>
+      <w:r>
+        <w:rPr>
+          <w:rFonts w:ascii="Courier New" w:hAnsi="Courier New" w:cs="Courier New"/>
+          <w:lang w:val="en-US"/>
+        </w:rPr>
+        <w:t>Started design of Roadrunner CC</w:t>
+      </w:r>
+    </w:p>
+    <w:p>
+      <w:pPr>
+        <w:rPr>
+          <w:rFonts w:ascii="Courier New" w:hAnsi="Courier New" w:cs="Courier New"/>
+          <w:lang w:val="en-US"/>
+        </w:rPr>
+      </w:pPr>
+      <w:r>
+        <w:rPr>
+          <w:rFonts w:ascii="Courier New" w:hAnsi="Courier New" w:cs="Courier New"/>
+          <w:lang w:val="en-US"/>
+        </w:rPr>
+        <w:t>Finished design of Roadrunner CC</w:t>
+      </w:r>
     </w:p>
     <w:sectPr>
       <w:pgSz w:w="11906" w:h="16838"/>

--- a/Arbeitsjournal Maturarbeit.docx
+++ b/Arbeitsjournal Maturarbeit.docx
@@ -12,6 +12,7 @@
           <w:lang w:val="en-US"/>
         </w:rPr>
       </w:pPr>
+      <w:proofErr w:type="spellStart"/>
       <w:r>
         <w:rPr>
           <w:rFonts w:ascii="Courier New" w:hAnsi="Courier New" w:cs="Courier New"/>
@@ -20,7 +21,18 @@
           <w:u w:val="single"/>
           <w:lang w:val="en-US"/>
         </w:rPr>
-        <w:t>Arbeitsjournal Maturarbeit</w:t>
+        <w:t>Arbeitsjournal</w:t>
+      </w:r>
+      <w:proofErr w:type="spellEnd"/>
+      <w:r>
+        <w:rPr>
+          <w:rFonts w:ascii="Courier New" w:hAnsi="Courier New" w:cs="Courier New"/>
+          <w:b/>
+          <w:bCs/>
+          <w:u w:val="single"/>
+          <w:lang w:val="en-US"/>
+        </w:rPr>
+        <w:t xml:space="preserve"> Maturarbeit</w:t>
       </w:r>
     </w:p>
     <w:p>
@@ -622,7 +634,23 @@
           <w:rFonts w:ascii="Courier New" w:hAnsi="Courier New" w:cs="Courier New"/>
           <w:lang w:val="en-US"/>
         </w:rPr>
-        <w:t>agreement for the project =&gt; “Vereinbarung.xopp”/.pdf</w:t>
+        <w:t>agreement for the project =&gt; “</w:t>
+      </w:r>
+      <w:proofErr w:type="spellStart"/>
+      <w:r>
+        <w:rPr>
+          <w:rFonts w:ascii="Courier New" w:hAnsi="Courier New" w:cs="Courier New"/>
+          <w:lang w:val="en-US"/>
+        </w:rPr>
+        <w:t>Vereinbarung.xopp</w:t>
+      </w:r>
+      <w:proofErr w:type="spellEnd"/>
+      <w:r>
+        <w:rPr>
+          <w:rFonts w:ascii="Courier New" w:hAnsi="Courier New" w:cs="Courier New"/>
+          <w:lang w:val="en-US"/>
+        </w:rPr>
+        <w:t>”/.pdf</w:t>
       </w:r>
     </w:p>
     <w:p>
@@ -2219,6 +2247,153 @@
           <w:lang w:val="en-US"/>
         </w:rPr>
         <w:t>Finished design of Roadrunner CC</w:t>
+      </w:r>
+    </w:p>
+    <w:p>
+      <w:pPr>
+        <w:rPr>
+          <w:rFonts w:ascii="Courier New" w:hAnsi="Courier New" w:cs="Courier New"/>
+          <w:lang w:val="en-US"/>
+        </w:rPr>
+      </w:pPr>
+    </w:p>
+    <w:p>
+      <w:pPr>
+        <w:rPr>
+          <w:rFonts w:ascii="Courier New" w:hAnsi="Courier New" w:cs="Courier New"/>
+          <w:b/>
+          <w:bCs/>
+          <w:lang w:val="en-US"/>
+        </w:rPr>
+      </w:pPr>
+      <w:r>
+        <w:rPr>
+          <w:rFonts w:ascii="Courier New" w:hAnsi="Courier New" w:cs="Courier New"/>
+          <w:b/>
+          <w:bCs/>
+          <w:lang w:val="en-US"/>
+        </w:rPr>
+        <w:t>2026_05_01:</w:t>
+      </w:r>
+    </w:p>
+    <w:p>
+      <w:pPr>
+        <w:rPr>
+          <w:rFonts w:ascii="Courier New" w:hAnsi="Courier New" w:cs="Courier New"/>
+          <w:lang w:val="en-US"/>
+        </w:rPr>
+      </w:pPr>
+      <w:r>
+        <w:rPr>
+          <w:rFonts w:ascii="Courier New" w:hAnsi="Courier New" w:cs="Courier New"/>
+          <w:lang w:val="en-US"/>
+        </w:rPr>
+        <w:t>Started design of Woodpecker CC</w:t>
+      </w:r>
+    </w:p>
+    <w:p>
+      <w:pPr>
+        <w:rPr>
+          <w:rFonts w:ascii="Courier New" w:hAnsi="Courier New" w:cs="Courier New"/>
+          <w:lang w:val="en-US"/>
+        </w:rPr>
+      </w:pPr>
+      <w:r>
+        <w:rPr>
+          <w:rFonts w:ascii="Courier New" w:hAnsi="Courier New" w:cs="Courier New"/>
+          <w:lang w:val="en-US"/>
+        </w:rPr>
+        <w:t>Finished design of Woodpecker CC</w:t>
+      </w:r>
+    </w:p>
+    <w:p>
+      <w:pPr>
+        <w:rPr>
+          <w:rFonts w:ascii="Courier New" w:hAnsi="Courier New" w:cs="Courier New"/>
+          <w:lang w:val="en-US"/>
+        </w:rPr>
+      </w:pPr>
+      <w:r>
+        <w:rPr>
+          <w:rFonts w:ascii="Courier New" w:hAnsi="Courier New" w:cs="Courier New"/>
+          <w:lang w:val="en-US"/>
+        </w:rPr>
+        <w:t>Started design of Tiger CC</w:t>
+      </w:r>
+    </w:p>
+    <w:p>
+      <w:pPr>
+        <w:rPr>
+          <w:rFonts w:ascii="Courier New" w:hAnsi="Courier New" w:cs="Courier New"/>
+          <w:lang w:val="en-US"/>
+        </w:rPr>
+      </w:pPr>
+      <w:r>
+        <w:rPr>
+          <w:rFonts w:ascii="Courier New" w:hAnsi="Courier New" w:cs="Courier New"/>
+          <w:lang w:val="en-US"/>
+        </w:rPr>
+        <w:t>Finished design of Tiger CC</w:t>
+      </w:r>
+    </w:p>
+    <w:p>
+      <w:pPr>
+        <w:rPr>
+          <w:rFonts w:ascii="Courier New" w:hAnsi="Courier New" w:cs="Courier New"/>
+          <w:lang w:val="en-US"/>
+        </w:rPr>
+      </w:pPr>
+      <w:r>
+        <w:rPr>
+          <w:rFonts w:ascii="Courier New" w:hAnsi="Courier New" w:cs="Courier New"/>
+          <w:lang w:val="en-US"/>
+        </w:rPr>
+        <w:t>Started design of Penguin CC</w:t>
+      </w:r>
+    </w:p>
+    <w:p>
+      <w:pPr>
+        <w:rPr>
+          <w:rFonts w:ascii="Courier New" w:hAnsi="Courier New" w:cs="Courier New"/>
+          <w:lang w:val="en-US"/>
+        </w:rPr>
+      </w:pPr>
+      <w:r>
+        <w:rPr>
+          <w:rFonts w:ascii="Courier New" w:hAnsi="Courier New" w:cs="Courier New"/>
+          <w:lang w:val="en-US"/>
+        </w:rPr>
+        <w:t>Finished design of Penguin CC</w:t>
+      </w:r>
+    </w:p>
+    <w:p>
+      <w:pPr>
+        <w:rPr>
+          <w:rFonts w:ascii="Courier New" w:hAnsi="Courier New" w:cs="Courier New"/>
+          <w:lang w:val="en-US"/>
+        </w:rPr>
+      </w:pPr>
+      <w:r>
+        <w:rPr>
+          <w:rFonts w:ascii="Courier New" w:hAnsi="Courier New" w:cs="Courier New"/>
+          <w:lang w:val="en-US"/>
+        </w:rPr>
+        <w:t>Started design of Peregrine Falcon CC</w:t>
+      </w:r>
+    </w:p>
+    <w:p>
+      <w:pPr>
+        <w:rPr>
+          <w:rFonts w:ascii="Courier New" w:hAnsi="Courier New" w:cs="Courier New"/>
+          <w:lang w:val="en-US"/>
+        </w:rPr>
+      </w:pPr>
+      <w:r>
+        <w:rPr>
+          <w:rFonts w:ascii="Courier New" w:hAnsi="Courier New" w:cs="Courier New"/>
+          <w:lang w:val="en-US"/>
+        </w:rPr>
+        <w:t>Finished design of Peregrine Falcon CC</w:t>
       </w:r>
     </w:p>
     <w:sectPr>

--- a/Arbeitsjournal Maturarbeit.docx
+++ b/Arbeitsjournal Maturarbeit.docx
@@ -9,41 +9,34 @@
           <w:b/>
           <w:bCs/>
           <w:u w:val="single"/>
-          <w:lang w:val="en-US"/>
-        </w:rPr>
-      </w:pPr>
-      <w:proofErr w:type="spellStart"/>
+        </w:rPr>
+      </w:pPr>
       <w:r>
         <w:rPr>
           <w:rFonts w:ascii="Courier New" w:hAnsi="Courier New" w:cs="Courier New"/>
           <w:b/>
           <w:bCs/>
           <w:u w:val="single"/>
-          <w:lang w:val="en-US"/>
-        </w:rPr>
-        <w:t>Arbeitsjournal</w:t>
-      </w:r>
-      <w:proofErr w:type="spellEnd"/>
-      <w:r>
-        <w:rPr>
-          <w:rFonts w:ascii="Courier New" w:hAnsi="Courier New" w:cs="Courier New"/>
-          <w:b/>
-          <w:bCs/>
-          <w:u w:val="single"/>
-          <w:lang w:val="en-US"/>
-        </w:rPr>
-        <w:t xml:space="preserve"> Maturarbeit</w:t>
-      </w:r>
-    </w:p>
-    <w:p>
-      <w:pPr>
-        <w:rPr>
-          <w:rFonts w:ascii="Courier New" w:hAnsi="Courier New" w:cs="Courier New"/>
-          <w:b/>
-          <w:bCs/>
-          <w:lang w:val="en-US"/>
-        </w:rPr>
-      </w:pPr>
+        </w:rPr>
+        <w:t>Arbeitsjournal Maturarbeit</w:t>
+      </w:r>
+    </w:p>
+    <w:p>
+      <w:pPr>
+        <w:rPr>
+          <w:rFonts w:ascii="Courier New" w:hAnsi="Courier New" w:cs="Courier New"/>
+          <w:b/>
+          <w:bCs/>
+        </w:rPr>
+      </w:pPr>
+      <w:r>
+        <w:rPr>
+          <w:rFonts w:ascii="Courier New" w:hAnsi="Courier New" w:cs="Courier New"/>
+          <w:b/>
+          <w:bCs/>
+        </w:rPr>
+        <w:t>See Maturarbeit_quellen.txt for links</w:t>
+      </w:r>
     </w:p>
     <w:p>
       <w:pPr>
@@ -2396,6 +2389,724 @@
         <w:t>Finished design of Peregrine Falcon CC</w:t>
       </w:r>
     </w:p>
+    <w:p>
+      <w:pPr>
+        <w:rPr>
+          <w:rFonts w:ascii="Courier New" w:hAnsi="Courier New" w:cs="Courier New"/>
+          <w:b/>
+          <w:bCs/>
+          <w:lang w:val="en-US"/>
+        </w:rPr>
+      </w:pPr>
+      <w:r>
+        <w:rPr>
+          <w:rFonts w:ascii="Courier New" w:hAnsi="Courier New" w:cs="Courier New"/>
+          <w:b/>
+          <w:bCs/>
+          <w:lang w:val="en-US"/>
+        </w:rPr>
+        <w:lastRenderedPageBreak/>
+        <w:t>2026_06_17:</w:t>
+      </w:r>
+    </w:p>
+    <w:p>
+      <w:pPr>
+        <w:rPr>
+          <w:rFonts w:ascii="Courier New" w:hAnsi="Courier New" w:cs="Courier New"/>
+          <w:lang w:val="en-US"/>
+        </w:rPr>
+      </w:pPr>
+      <w:r>
+        <w:rPr>
+          <w:rFonts w:ascii="Courier New" w:hAnsi="Courier New" w:cs="Courier New"/>
+          <w:lang w:val="en-US"/>
+        </w:rPr>
+        <w:t xml:space="preserve">Started work on music </w:t>
+      </w:r>
+    </w:p>
+    <w:p>
+      <w:pPr>
+        <w:pStyle w:val="ListParagraph"/>
+        <w:numPr>
+          <w:ilvl w:val="0"/>
+          <w:numId w:val="3"/>
+        </w:numPr>
+        <w:rPr>
+          <w:rFonts w:ascii="Courier New" w:hAnsi="Courier New" w:cs="Courier New"/>
+          <w:lang w:val="en-US"/>
+        </w:rPr>
+      </w:pPr>
+      <w:r>
+        <w:rPr>
+          <w:rFonts w:ascii="Courier New" w:hAnsi="Courier New" w:cs="Courier New"/>
+          <w:lang w:val="en-US"/>
+        </w:rPr>
+        <w:t xml:space="preserve">Cover of “Ano </w:t>
+      </w:r>
+      <w:proofErr w:type="spellStart"/>
+      <w:r>
+        <w:rPr>
+          <w:rFonts w:ascii="Courier New" w:hAnsi="Courier New" w:cs="Courier New"/>
+          <w:lang w:val="en-US"/>
+        </w:rPr>
+        <w:t>yume</w:t>
+      </w:r>
+      <w:proofErr w:type="spellEnd"/>
+      <w:r>
+        <w:rPr>
+          <w:rFonts w:ascii="Courier New" w:hAnsi="Courier New" w:cs="Courier New"/>
+          <w:lang w:val="en-US"/>
+        </w:rPr>
+        <w:t xml:space="preserve"> </w:t>
+      </w:r>
+      <w:r>
+        <w:rPr>
+          <w:rFonts w:ascii="Courier New" w:hAnsi="Courier New" w:cs="Courier New"/>
+          <w:lang w:val="en-US"/>
+        </w:rPr>
+        <w:t>o</w:t>
+      </w:r>
+      <w:r>
+        <w:rPr>
+          <w:rFonts w:ascii="Courier New" w:hAnsi="Courier New" w:cs="Courier New"/>
+          <w:lang w:val="en-US"/>
+        </w:rPr>
+        <w:t xml:space="preserve"> </w:t>
+      </w:r>
+      <w:proofErr w:type="spellStart"/>
+      <w:r>
+        <w:rPr>
+          <w:rFonts w:ascii="Courier New" w:hAnsi="Courier New" w:cs="Courier New"/>
+          <w:lang w:val="en-US"/>
+        </w:rPr>
+        <w:t>nazotte</w:t>
+      </w:r>
+      <w:proofErr w:type="spellEnd"/>
+      <w:r>
+        <w:rPr>
+          <w:rFonts w:ascii="Courier New" w:hAnsi="Courier New" w:cs="Courier New"/>
+          <w:lang w:val="en-US"/>
+        </w:rPr>
+        <w:t>” with</w:t>
+      </w:r>
+      <w:r>
+        <w:rPr>
+          <w:rFonts w:ascii="Courier New" w:hAnsi="Courier New" w:cs="Courier New"/>
+          <w:lang w:val="en-US"/>
+        </w:rPr>
+        <w:t xml:space="preserve"> different instruments</w:t>
+      </w:r>
+    </w:p>
+    <w:p>
+      <w:pPr>
+        <w:pStyle w:val="ListParagraph"/>
+        <w:numPr>
+          <w:ilvl w:val="0"/>
+          <w:numId w:val="3"/>
+        </w:numPr>
+        <w:rPr>
+          <w:rFonts w:ascii="Courier New" w:hAnsi="Courier New" w:cs="Courier New"/>
+          <w:lang w:val="en-US"/>
+        </w:rPr>
+      </w:pPr>
+      <w:r>
+        <w:rPr>
+          <w:rFonts w:ascii="Courier New" w:hAnsi="Courier New" w:cs="Courier New"/>
+          <w:lang w:val="en-US"/>
+        </w:rPr>
+        <w:t>Ending music?</w:t>
+      </w:r>
+      <w:r>
+        <w:rPr>
+          <w:rFonts w:ascii="Courier New" w:hAnsi="Courier New" w:cs="Courier New"/>
+          <w:lang w:val="en-US"/>
+        </w:rPr>
+        <w:br/>
+      </w:r>
+    </w:p>
+    <w:p>
+      <w:pPr>
+        <w:rPr>
+          <w:rFonts w:ascii="Courier New" w:hAnsi="Courier New" w:cs="Courier New"/>
+          <w:b/>
+          <w:bCs/>
+          <w:lang w:val="en-US"/>
+        </w:rPr>
+      </w:pPr>
+      <w:r>
+        <w:rPr>
+          <w:rFonts w:ascii="Courier New" w:hAnsi="Courier New" w:cs="Courier New"/>
+          <w:b/>
+          <w:bCs/>
+          <w:lang w:val="en-US"/>
+        </w:rPr>
+        <w:t>2026_06_19:</w:t>
+      </w:r>
+    </w:p>
+    <w:p>
+      <w:pPr>
+        <w:rPr>
+          <w:rFonts w:ascii="Courier New" w:hAnsi="Courier New" w:cs="Courier New"/>
+          <w:lang w:val="en-US"/>
+        </w:rPr>
+      </w:pPr>
+      <w:r>
+        <w:rPr>
+          <w:rFonts w:ascii="Courier New" w:hAnsi="Courier New" w:cs="Courier New"/>
+          <w:lang w:val="en-US"/>
+        </w:rPr>
+        <w:t xml:space="preserve">Worked on cover of “Ano </w:t>
+      </w:r>
+      <w:proofErr w:type="spellStart"/>
+      <w:r>
+        <w:rPr>
+          <w:rFonts w:ascii="Courier New" w:hAnsi="Courier New" w:cs="Courier New"/>
+          <w:lang w:val="en-US"/>
+        </w:rPr>
+        <w:t>yume</w:t>
+      </w:r>
+      <w:proofErr w:type="spellEnd"/>
+      <w:r>
+        <w:rPr>
+          <w:rFonts w:ascii="Courier New" w:hAnsi="Courier New" w:cs="Courier New"/>
+          <w:lang w:val="en-US"/>
+        </w:rPr>
+        <w:t xml:space="preserve"> o </w:t>
+      </w:r>
+      <w:proofErr w:type="spellStart"/>
+      <w:r>
+        <w:rPr>
+          <w:rFonts w:ascii="Courier New" w:hAnsi="Courier New" w:cs="Courier New"/>
+          <w:lang w:val="en-US"/>
+        </w:rPr>
+        <w:t>nazotte</w:t>
+      </w:r>
+      <w:proofErr w:type="spellEnd"/>
+      <w:r>
+        <w:rPr>
+          <w:rFonts w:ascii="Courier New" w:hAnsi="Courier New" w:cs="Courier New"/>
+          <w:lang w:val="en-US"/>
+        </w:rPr>
+        <w:t>”</w:t>
+      </w:r>
+    </w:p>
+    <w:p>
+      <w:pPr>
+        <w:rPr>
+          <w:rFonts w:ascii="Courier New" w:hAnsi="Courier New" w:cs="Courier New"/>
+          <w:lang w:val="en-US"/>
+        </w:rPr>
+      </w:pPr>
+    </w:p>
+    <w:p>
+      <w:pPr>
+        <w:rPr>
+          <w:rFonts w:ascii="Courier New" w:hAnsi="Courier New" w:cs="Courier New"/>
+          <w:b/>
+          <w:bCs/>
+          <w:lang w:val="en-US"/>
+        </w:rPr>
+      </w:pPr>
+      <w:r>
+        <w:rPr>
+          <w:rFonts w:ascii="Courier New" w:hAnsi="Courier New" w:cs="Courier New"/>
+          <w:b/>
+          <w:bCs/>
+          <w:lang w:val="en-US"/>
+        </w:rPr>
+        <w:t>2026_06_23:</w:t>
+      </w:r>
+    </w:p>
+    <w:p>
+      <w:pPr>
+        <w:rPr>
+          <w:rFonts w:ascii="Courier New" w:hAnsi="Courier New" w:cs="Courier New"/>
+          <w:lang w:val="en-US"/>
+        </w:rPr>
+      </w:pPr>
+      <w:r>
+        <w:rPr>
+          <w:rFonts w:ascii="Courier New" w:hAnsi="Courier New" w:cs="Courier New"/>
+          <w:lang w:val="en-US"/>
+        </w:rPr>
+        <w:t>Started watching tutorials on Godot Engine</w:t>
+      </w:r>
+    </w:p>
+    <w:p>
+      <w:pPr>
+        <w:pStyle w:val="ListParagraph"/>
+        <w:numPr>
+          <w:ilvl w:val="0"/>
+          <w:numId w:val="3"/>
+        </w:numPr>
+        <w:rPr>
+          <w:rFonts w:ascii="Courier New" w:hAnsi="Courier New" w:cs="Courier New"/>
+          <w:lang w:val="en-US"/>
+        </w:rPr>
+      </w:pPr>
+      <w:proofErr w:type="spellStart"/>
+      <w:r>
+        <w:rPr>
+          <w:rFonts w:ascii="Courier New" w:hAnsi="Courier New" w:cs="Courier New"/>
+          <w:lang w:val="en-US"/>
+        </w:rPr>
+        <w:t>SRCoder</w:t>
+      </w:r>
+      <w:proofErr w:type="spellEnd"/>
+      <w:r>
+        <w:rPr>
+          <w:rFonts w:ascii="Courier New" w:hAnsi="Courier New" w:cs="Courier New"/>
+          <w:lang w:val="en-US"/>
+        </w:rPr>
+        <w:t xml:space="preserve"> – Godot Platform Tutorial 2026 Parts 1-5</w:t>
+      </w:r>
+    </w:p>
+    <w:p>
+      <w:pPr>
+        <w:rPr>
+          <w:rFonts w:ascii="Courier New" w:hAnsi="Courier New" w:cs="Courier New"/>
+          <w:lang w:val="en-US"/>
+        </w:rPr>
+      </w:pPr>
+    </w:p>
+    <w:p>
+      <w:pPr>
+        <w:rPr>
+          <w:rFonts w:ascii="Courier New" w:hAnsi="Courier New" w:cs="Courier New"/>
+          <w:b/>
+          <w:bCs/>
+          <w:lang w:val="en-US"/>
+        </w:rPr>
+      </w:pPr>
+      <w:r>
+        <w:rPr>
+          <w:rFonts w:ascii="Courier New" w:hAnsi="Courier New" w:cs="Courier New"/>
+          <w:b/>
+          <w:bCs/>
+          <w:lang w:val="en-US"/>
+        </w:rPr>
+        <w:t>2026_06_24:</w:t>
+      </w:r>
+    </w:p>
+    <w:p>
+      <w:pPr>
+        <w:rPr>
+          <w:rFonts w:ascii="Courier New" w:hAnsi="Courier New" w:cs="Courier New"/>
+          <w:lang w:val="en-US"/>
+        </w:rPr>
+      </w:pPr>
+      <w:r>
+        <w:rPr>
+          <w:rFonts w:ascii="Courier New" w:hAnsi="Courier New" w:cs="Courier New"/>
+          <w:lang w:val="en-US"/>
+        </w:rPr>
+        <w:t>Continued watching tutorials on Godot Engine</w:t>
+      </w:r>
+    </w:p>
+    <w:p>
+      <w:pPr>
+        <w:rPr>
+          <w:rFonts w:ascii="Courier New" w:hAnsi="Courier New" w:cs="Courier New"/>
+          <w:lang w:val="en-US"/>
+        </w:rPr>
+      </w:pPr>
+    </w:p>
+    <w:p>
+      <w:pPr>
+        <w:rPr>
+          <w:rFonts w:ascii="Courier New" w:hAnsi="Courier New" w:cs="Courier New"/>
+          <w:b/>
+          <w:bCs/>
+          <w:lang w:val="en-US"/>
+        </w:rPr>
+      </w:pPr>
+      <w:r>
+        <w:rPr>
+          <w:rFonts w:ascii="Courier New" w:hAnsi="Courier New" w:cs="Courier New"/>
+          <w:b/>
+          <w:bCs/>
+          <w:lang w:val="en-US"/>
+        </w:rPr>
+        <w:t>2026_06_28:</w:t>
+      </w:r>
+    </w:p>
+    <w:p>
+      <w:pPr>
+        <w:rPr>
+          <w:rFonts w:ascii="Courier New" w:hAnsi="Courier New" w:cs="Courier New"/>
+          <w:lang w:val="en-US"/>
+        </w:rPr>
+      </w:pPr>
+      <w:r>
+        <w:rPr>
+          <w:rFonts w:ascii="Courier New" w:hAnsi="Courier New" w:cs="Courier New"/>
+          <w:lang w:val="en-US"/>
+        </w:rPr>
+        <w:t>Continued watching tutorials on Godot Engine</w:t>
+      </w:r>
+    </w:p>
+    <w:p>
+      <w:pPr>
+        <w:rPr>
+          <w:rFonts w:ascii="Courier New" w:hAnsi="Courier New" w:cs="Courier New"/>
+          <w:lang w:val="en-US"/>
+        </w:rPr>
+      </w:pPr>
+      <w:r>
+        <w:rPr>
+          <w:rFonts w:ascii="Courier New" w:hAnsi="Courier New" w:cs="Courier New"/>
+          <w:lang w:val="en-US"/>
+        </w:rPr>
+        <w:t>Finished watching tutorial on Godot Engine</w:t>
+      </w:r>
+    </w:p>
+    <w:p>
+      <w:pPr>
+        <w:rPr>
+          <w:rFonts w:ascii="Courier New" w:hAnsi="Courier New" w:cs="Courier New"/>
+          <w:lang w:val="en-US"/>
+        </w:rPr>
+      </w:pPr>
+    </w:p>
+    <w:p>
+      <w:pPr>
+        <w:rPr>
+          <w:rFonts w:ascii="Courier New" w:hAnsi="Courier New" w:cs="Courier New"/>
+          <w:b/>
+          <w:bCs/>
+          <w:lang w:val="en-US"/>
+        </w:rPr>
+      </w:pPr>
+      <w:r>
+        <w:rPr>
+          <w:rFonts w:ascii="Courier New" w:hAnsi="Courier New" w:cs="Courier New"/>
+          <w:b/>
+          <w:bCs/>
+          <w:lang w:val="en-US"/>
+        </w:rPr>
+        <w:t>2026_06_30:</w:t>
+      </w:r>
+    </w:p>
+    <w:p>
+      <w:pPr>
+        <w:rPr>
+          <w:rFonts w:ascii="Courier New" w:hAnsi="Courier New" w:cs="Courier New"/>
+          <w:lang w:val="en-US"/>
+        </w:rPr>
+      </w:pPr>
+      <w:r>
+        <w:rPr>
+          <w:rFonts w:ascii="Courier New" w:hAnsi="Courier New" w:cs="Courier New"/>
+          <w:lang w:val="en-US"/>
+        </w:rPr>
+        <w:t>Started Godot project for Brawler game</w:t>
+      </w:r>
+    </w:p>
+    <w:p>
+      <w:pPr>
+        <w:rPr>
+          <w:rFonts w:ascii="Courier New" w:hAnsi="Courier New" w:cs="Courier New"/>
+          <w:lang w:val="en-US"/>
+        </w:rPr>
+      </w:pPr>
+      <w:r>
+        <w:rPr>
+          <w:rFonts w:ascii="Courier New" w:hAnsi="Courier New" w:cs="Courier New"/>
+          <w:lang w:val="en-US"/>
+        </w:rPr>
+        <w:t xml:space="preserve">Made Splash Screen </w:t>
+      </w:r>
+      <w:proofErr w:type="spellStart"/>
+      <w:r>
+        <w:rPr>
+          <w:rFonts w:ascii="Courier New" w:hAnsi="Courier New" w:cs="Courier New"/>
+          <w:lang w:val="en-US"/>
+        </w:rPr>
+        <w:t>png</w:t>
+      </w:r>
+      <w:proofErr w:type="spellEnd"/>
+      <w:r>
+        <w:rPr>
+          <w:rFonts w:ascii="Courier New" w:hAnsi="Courier New" w:cs="Courier New"/>
+          <w:lang w:val="en-US"/>
+        </w:rPr>
+        <w:t xml:space="preserve"> (placeholder for now)</w:t>
+      </w:r>
+    </w:p>
+    <w:p>
+      <w:pPr>
+        <w:rPr>
+          <w:rFonts w:ascii="Courier New" w:hAnsi="Courier New" w:cs="Courier New"/>
+          <w:lang w:val="en-US"/>
+        </w:rPr>
+      </w:pPr>
+      <w:r>
+        <w:rPr>
+          <w:rFonts w:ascii="Courier New" w:hAnsi="Courier New" w:cs="Courier New"/>
+          <w:lang w:val="en-US"/>
+        </w:rPr>
+        <w:t xml:space="preserve">Started on splash screen jingle in </w:t>
+      </w:r>
+      <w:proofErr w:type="spellStart"/>
+      <w:r>
+        <w:rPr>
+          <w:rFonts w:ascii="Courier New" w:hAnsi="Courier New" w:cs="Courier New"/>
+          <w:lang w:val="en-US"/>
+        </w:rPr>
+        <w:t>MuseScore</w:t>
+      </w:r>
+      <w:proofErr w:type="spellEnd"/>
+    </w:p>
+    <w:p>
+      <w:pPr>
+        <w:rPr>
+          <w:rFonts w:ascii="Courier New" w:hAnsi="Courier New" w:cs="Courier New"/>
+          <w:lang w:val="en-US"/>
+        </w:rPr>
+      </w:pPr>
+      <w:r>
+        <w:rPr>
+          <w:rFonts w:ascii="Courier New" w:hAnsi="Courier New" w:cs="Courier New"/>
+          <w:lang w:val="en-US"/>
+        </w:rPr>
+        <w:t>Finished splash screen jingle and implemented it in-game</w:t>
+      </w:r>
+    </w:p>
+    <w:p>
+      <w:pPr>
+        <w:rPr>
+          <w:rFonts w:ascii="Courier New" w:hAnsi="Courier New" w:cs="Courier New"/>
+          <w:lang w:val="en-US"/>
+        </w:rPr>
+      </w:pPr>
+    </w:p>
+    <w:p>
+      <w:pPr>
+        <w:rPr>
+          <w:rFonts w:ascii="Courier New" w:hAnsi="Courier New" w:cs="Courier New"/>
+          <w:b/>
+          <w:bCs/>
+          <w:lang w:val="en-US"/>
+        </w:rPr>
+      </w:pPr>
+      <w:r>
+        <w:rPr>
+          <w:rFonts w:ascii="Courier New" w:hAnsi="Courier New" w:cs="Courier New"/>
+          <w:b/>
+          <w:bCs/>
+          <w:lang w:val="en-US"/>
+        </w:rPr>
+        <w:t>2026_07_02:</w:t>
+      </w:r>
+    </w:p>
+    <w:p>
+      <w:pPr>
+        <w:rPr>
+          <w:rFonts w:ascii="Courier New" w:hAnsi="Courier New" w:cs="Courier New"/>
+          <w:lang w:val="en-US"/>
+        </w:rPr>
+      </w:pPr>
+      <w:r>
+        <w:rPr>
+          <w:rFonts w:ascii="Courier New" w:hAnsi="Courier New" w:cs="Courier New"/>
+          <w:lang w:val="en-US"/>
+        </w:rPr>
+        <w:t xml:space="preserve">Started learning </w:t>
+      </w:r>
+      <w:proofErr w:type="spellStart"/>
+      <w:r>
+        <w:rPr>
+          <w:rFonts w:ascii="Courier New" w:hAnsi="Courier New" w:cs="Courier New"/>
+          <w:lang w:val="en-US"/>
+        </w:rPr>
+        <w:t>GDScript</w:t>
+      </w:r>
+      <w:proofErr w:type="spellEnd"/>
+      <w:r>
+        <w:rPr>
+          <w:rFonts w:ascii="Courier New" w:hAnsi="Courier New" w:cs="Courier New"/>
+          <w:lang w:val="en-US"/>
+        </w:rPr>
+        <w:t xml:space="preserve"> with tutorial</w:t>
+      </w:r>
+    </w:p>
+    <w:p>
+      <w:pPr>
+        <w:pStyle w:val="ListParagraph"/>
+        <w:numPr>
+          <w:ilvl w:val="0"/>
+          <w:numId w:val="3"/>
+        </w:numPr>
+        <w:rPr>
+          <w:rFonts w:ascii="Courier New" w:hAnsi="Courier New" w:cs="Courier New"/>
+          <w:lang w:val="en-US"/>
+        </w:rPr>
+      </w:pPr>
+      <w:proofErr w:type="spellStart"/>
+      <w:r>
+        <w:rPr>
+          <w:rFonts w:ascii="Courier New" w:hAnsi="Courier New" w:cs="Courier New"/>
+          <w:lang w:val="en-US"/>
+        </w:rPr>
+        <w:t>GDQuest</w:t>
+      </w:r>
+      <w:proofErr w:type="spellEnd"/>
+      <w:r>
+        <w:rPr>
+          <w:rFonts w:ascii="Courier New" w:hAnsi="Courier New" w:cs="Courier New"/>
+          <w:lang w:val="en-US"/>
+        </w:rPr>
+        <w:t xml:space="preserve"> – </w:t>
+      </w:r>
+      <w:proofErr w:type="spellStart"/>
+      <w:r>
+        <w:rPr>
+          <w:rFonts w:ascii="Courier New" w:hAnsi="Courier New" w:cs="Courier New"/>
+          <w:lang w:val="en-US"/>
+        </w:rPr>
+        <w:t>GDScript</w:t>
+      </w:r>
+      <w:proofErr w:type="spellEnd"/>
+      <w:r>
+        <w:rPr>
+          <w:rFonts w:ascii="Courier New" w:hAnsi="Courier New" w:cs="Courier New"/>
+          <w:lang w:val="en-US"/>
+        </w:rPr>
+        <w:t xml:space="preserve"> Course for beginners</w:t>
+      </w:r>
+    </w:p>
+    <w:p>
+      <w:pPr>
+        <w:rPr>
+          <w:rFonts w:ascii="Courier New" w:hAnsi="Courier New" w:cs="Courier New"/>
+          <w:lang w:val="en-US"/>
+        </w:rPr>
+      </w:pPr>
+      <w:r>
+        <w:rPr>
+          <w:rFonts w:ascii="Courier New" w:hAnsi="Courier New" w:cs="Courier New"/>
+          <w:lang w:val="en-US"/>
+        </w:rPr>
+        <w:t xml:space="preserve">Finished </w:t>
+      </w:r>
+      <w:r>
+        <w:rPr>
+          <w:rFonts w:ascii="Courier New" w:hAnsi="Courier New" w:cs="Courier New"/>
+          <w:lang w:val="en-US"/>
+        </w:rPr>
+        <w:t xml:space="preserve">learning </w:t>
+      </w:r>
+      <w:proofErr w:type="spellStart"/>
+      <w:r>
+        <w:rPr>
+          <w:rFonts w:ascii="Courier New" w:hAnsi="Courier New" w:cs="Courier New"/>
+          <w:lang w:val="en-US"/>
+        </w:rPr>
+        <w:t>GDScript</w:t>
+      </w:r>
+      <w:proofErr w:type="spellEnd"/>
+      <w:r>
+        <w:rPr>
+          <w:rFonts w:ascii="Courier New" w:hAnsi="Courier New" w:cs="Courier New"/>
+          <w:lang w:val="en-US"/>
+        </w:rPr>
+        <w:t xml:space="preserve"> with tutorial</w:t>
+      </w:r>
+    </w:p>
+    <w:p>
+      <w:pPr>
+        <w:rPr>
+          <w:rFonts w:ascii="Courier New" w:hAnsi="Courier New" w:cs="Courier New"/>
+          <w:lang w:val="en-US"/>
+        </w:rPr>
+      </w:pPr>
+    </w:p>
+    <w:p>
+      <w:pPr>
+        <w:rPr>
+          <w:rFonts w:ascii="Courier New" w:hAnsi="Courier New" w:cs="Courier New"/>
+          <w:b/>
+          <w:bCs/>
+          <w:lang w:val="en-US"/>
+        </w:rPr>
+      </w:pPr>
+      <w:r>
+        <w:rPr>
+          <w:rFonts w:ascii="Courier New" w:hAnsi="Courier New" w:cs="Courier New"/>
+          <w:b/>
+          <w:bCs/>
+          <w:lang w:val="en-US"/>
+        </w:rPr>
+        <w:lastRenderedPageBreak/>
+        <w:t>2026_07_04:</w:t>
+      </w:r>
+    </w:p>
+    <w:p>
+      <w:pPr>
+        <w:rPr>
+          <w:rFonts w:ascii="Courier New" w:hAnsi="Courier New" w:cs="Courier New"/>
+          <w:lang w:val="en-US"/>
+        </w:rPr>
+      </w:pPr>
+      <w:r>
+        <w:rPr>
+          <w:rFonts w:ascii="Courier New" w:hAnsi="Courier New" w:cs="Courier New"/>
+          <w:lang w:val="en-US"/>
+        </w:rPr>
+        <w:t xml:space="preserve">Started working on making a settings file that allows the user to change </w:t>
+      </w:r>
+      <w:r>
+        <w:rPr>
+          <w:rFonts w:ascii="Courier New" w:hAnsi="Courier New" w:cs="Courier New"/>
+          <w:lang w:val="en-US"/>
+        </w:rPr>
+        <w:t>resolutions when starting the game</w:t>
+      </w:r>
+    </w:p>
+    <w:p>
+      <w:pPr>
+        <w:rPr>
+          <w:rFonts w:ascii="Courier New" w:hAnsi="Courier New" w:cs="Courier New"/>
+          <w:lang w:val="en-US"/>
+        </w:rPr>
+      </w:pPr>
+      <w:r>
+        <w:rPr>
+          <w:rFonts w:ascii="Courier New" w:hAnsi="Courier New" w:cs="Courier New"/>
+          <w:lang w:val="en-US"/>
+        </w:rPr>
+        <w:t xml:space="preserve">Made version that </w:t>
+      </w:r>
+      <w:r>
+        <w:rPr>
+          <w:rFonts w:ascii="Courier New" w:hAnsi="Courier New" w:cs="Courier New"/>
+          <w:lang w:val="en-US"/>
+        </w:rPr>
+        <w:t>checks whether the file and directory exist or not (and creates them if needed)</w:t>
+      </w:r>
+    </w:p>
+    <w:p>
+      <w:pPr>
+        <w:rPr>
+          <w:rFonts w:ascii="Courier New" w:hAnsi="Courier New" w:cs="Courier New"/>
+          <w:lang w:val="en-US"/>
+        </w:rPr>
+      </w:pPr>
+      <w:r>
+        <w:rPr>
+          <w:rFonts w:ascii="Courier New" w:hAnsi="Courier New" w:cs="Courier New"/>
+          <w:lang w:val="en-US"/>
+        </w:rPr>
+        <w:t xml:space="preserve">Conducted tests to </w:t>
+      </w:r>
+      <w:r>
+        <w:rPr>
+          <w:rFonts w:ascii="Courier New" w:hAnsi="Courier New" w:cs="Courier New"/>
+          <w:lang w:val="en-US"/>
+        </w:rPr>
+        <w:t xml:space="preserve">look for errors =&gt; found none </w:t>
+      </w:r>
+    </w:p>
     <w:sectPr>
       <w:pgSz w:w="11906" w:h="16838"/>
       <w:pgMar w:top="1440" w:right="1440" w:bottom="1440" w:left="1440" w:header="708" w:footer="708" w:gutter="0"/>
@@ -2609,11 +3320,126 @@
       </w:rPr>
     </w:lvl>
   </w:abstractNum>
+  <w:abstractNum w:abstractNumId="2" w15:restartNumberingAfterBreak="0">
+    <w:nsid w:val="4745740E"/>
+    <w:multiLevelType w:val="hybridMultilevel"/>
+    <w:tmpl w:val="5CF6E328"/>
+    <w:lvl w:ilvl="0" w:tplc="9C3C17DA">
+      <w:numFmt w:val="bullet"/>
+      <w:lvlText w:val=""/>
+      <w:lvlJc w:val="left"/>
+      <w:pPr>
+        <w:ind w:left="720" w:hanging="360"/>
+      </w:pPr>
+      <w:rPr>
+        <w:rFonts w:ascii="Wingdings" w:eastAsiaTheme="minorHAnsi" w:hAnsi="Wingdings" w:cs="Courier New" w:hint="default"/>
+      </w:rPr>
+    </w:lvl>
+    <w:lvl w:ilvl="1" w:tplc="08070003" w:tentative="1">
+      <w:start w:val="1"/>
+      <w:numFmt w:val="bullet"/>
+      <w:lvlText w:val="o"/>
+      <w:lvlJc w:val="left"/>
+      <w:pPr>
+        <w:ind w:left="1440" w:hanging="360"/>
+      </w:pPr>
+      <w:rPr>
+        <w:rFonts w:ascii="Courier New" w:hAnsi="Courier New" w:cs="Courier New" w:hint="default"/>
+      </w:rPr>
+    </w:lvl>
+    <w:lvl w:ilvl="2" w:tplc="08070005" w:tentative="1">
+      <w:start w:val="1"/>
+      <w:numFmt w:val="bullet"/>
+      <w:lvlText w:val=""/>
+      <w:lvlJc w:val="left"/>
+      <w:pPr>
+        <w:ind w:left="2160" w:hanging="360"/>
+      </w:pPr>
+      <w:rPr>
+        <w:rFonts w:ascii="Wingdings" w:hAnsi="Wingdings" w:hint="default"/>
+      </w:rPr>
+    </w:lvl>
+    <w:lvl w:ilvl="3" w:tplc="08070001" w:tentative="1">
+      <w:start w:val="1"/>
+      <w:numFmt w:val="bullet"/>
+      <w:lvlText w:val=""/>
+      <w:lvlJc w:val="left"/>
+      <w:pPr>
+        <w:ind w:left="2880" w:hanging="360"/>
+      </w:pPr>
+      <w:rPr>
+        <w:rFonts w:ascii="Symbol" w:hAnsi="Symbol" w:hint="default"/>
+      </w:rPr>
+    </w:lvl>
+    <w:lvl w:ilvl="4" w:tplc="08070003" w:tentative="1">
+      <w:start w:val="1"/>
+      <w:numFmt w:val="bullet"/>
+      <w:lvlText w:val="o"/>
+      <w:lvlJc w:val="left"/>
+      <w:pPr>
+        <w:ind w:left="3600" w:hanging="360"/>
+      </w:pPr>
+      <w:rPr>
+        <w:rFonts w:ascii="Courier New" w:hAnsi="Courier New" w:cs="Courier New" w:hint="default"/>
+      </w:rPr>
+    </w:lvl>
+    <w:lvl w:ilvl="5" w:tplc="08070005" w:tentative="1">
+      <w:start w:val="1"/>
+      <w:numFmt w:val="bullet"/>
+      <w:lvlText w:val=""/>
+      <w:lvlJc w:val="left"/>
+      <w:pPr>
+        <w:ind w:left="4320" w:hanging="360"/>
+      </w:pPr>
+      <w:rPr>
+        <w:rFonts w:ascii="Wingdings" w:hAnsi="Wingdings" w:hint="default"/>
+      </w:rPr>
+    </w:lvl>
+    <w:lvl w:ilvl="6" w:tplc="08070001" w:tentative="1">
+      <w:start w:val="1"/>
+      <w:numFmt w:val="bullet"/>
+      <w:lvlText w:val=""/>
+      <w:lvlJc w:val="left"/>
+      <w:pPr>
+        <w:ind w:left="5040" w:hanging="360"/>
+      </w:pPr>
+      <w:rPr>
+        <w:rFonts w:ascii="Symbol" w:hAnsi="Symbol" w:hint="default"/>
+      </w:rPr>
+    </w:lvl>
+    <w:lvl w:ilvl="7" w:tplc="08070003" w:tentative="1">
+      <w:start w:val="1"/>
+      <w:numFmt w:val="bullet"/>
+      <w:lvlText w:val="o"/>
+      <w:lvlJc w:val="left"/>
+      <w:pPr>
+        <w:ind w:left="5760" w:hanging="360"/>
+      </w:pPr>
+      <w:rPr>
+        <w:rFonts w:ascii="Courier New" w:hAnsi="Courier New" w:cs="Courier New" w:hint="default"/>
+      </w:rPr>
+    </w:lvl>
+    <w:lvl w:ilvl="8" w:tplc="08070005" w:tentative="1">
+      <w:start w:val="1"/>
+      <w:numFmt w:val="bullet"/>
+      <w:lvlText w:val=""/>
+      <w:lvlJc w:val="left"/>
+      <w:pPr>
+        <w:ind w:left="6480" w:hanging="360"/>
+      </w:pPr>
+      <w:rPr>
+        <w:rFonts w:ascii="Wingdings" w:hAnsi="Wingdings" w:hint="default"/>
+      </w:rPr>
+    </w:lvl>
+  </w:abstractNum>
   <w:num w:numId="1" w16cid:durableId="37556622">
     <w:abstractNumId w:val="0"/>
   </w:num>
   <w:num w:numId="2" w16cid:durableId="1412846531">
     <w:abstractNumId w:val="1"/>
+  </w:num>
+  <w:num w:numId="3" w16cid:durableId="1569610332">
+    <w:abstractNumId w:val="2"/>
   </w:num>
 </w:numbering>
 </file>
@@ -3535,6 +4361,29 @@
       <w:spacing w:val="5"/>
     </w:rPr>
   </w:style>
+  <w:style w:type="character" w:styleId="Hyperlink">
+    <w:name w:val="Hyperlink"/>
+    <w:basedOn w:val="DefaultParagraphFont"/>
+    <w:uiPriority w:val="99"/>
+    <w:unhideWhenUsed/>
+    <w:rsid w:val="00F6419B"/>
+    <w:rPr>
+      <w:color w:val="467886" w:themeColor="hyperlink"/>
+      <w:u w:val="single"/>
+    </w:rPr>
+  </w:style>
+  <w:style w:type="character" w:styleId="UnresolvedMention">
+    <w:name w:val="Unresolved Mention"/>
+    <w:basedOn w:val="DefaultParagraphFont"/>
+    <w:uiPriority w:val="99"/>
+    <w:semiHidden/>
+    <w:unhideWhenUsed/>
+    <w:rsid w:val="00F6419B"/>
+    <w:rPr>
+      <w:color w:val="605E5C"/>
+      <w:shd w:val="clear" w:color="auto" w:fill="E1DFDD"/>
+    </w:rPr>
+  </w:style>
 </w:styles>
 </file>
 
